--- a/outputs/a14/a14_ficha_funcional.docx
+++ b/outputs/a14/a14_ficha_funcional.docx
@@ -468,7 +468,7 @@
           </w:tcPr>
           <w:p ns2:paraId="4F17D729" ns2:textId="77777777">
             <w:r>
-              <w:t xml:space="preserve">Modelo de predicción semanal del índice MAPA de precios de protección fitosanitaria (sector vitivinícola, base 2020=100) a 16 semanas vista, mediante una red LSTM (PyTorch, 2 capas, 64 unidades ocultas) que predice un residual sobre un baseline lineal de drift y reconstruye el precio en escala original. Es el artefacto real seleccionado por el protocolo de validación corregido del equipo de IA (sin fuga de datos entre arquitectura/horizonte y test), pero no supera al baseline de Drift en la evaluación final de test — ver metricas y limitaciones.</w:t>
+              <w:t xml:space="preserve">Modelo de predicción semanal del índice MAPA de precios de protección fitosanitaria (sector vitivinícola, base 2020=100) a 16 semanas vista, mediante una red GRU (PyTorch, 2 capas, 64 unidades ocultas) que predice un residual sobre un baseline lineal de drift y reconstruye el precio en escala original. Es el artefacto y la evaluación oficialmente aprobados por el equipo de IA: en el test reportado, el GRU supera al baseline lineal de Drift.</w:t>
             </w:r>
           </w:p>
         </w:tc>
@@ -523,7 +523,7 @@
           </w:tcPr>
           <w:p ns2:paraId="1ED00FCD" ns2:textId="77777777">
             <w:r>
-              <w:t xml:space="preserve">Anticipar con 16 semanas de antelación la evolución del índice nacional de precios de protección fitosanitaria, para dar soporte a la planificación de compras y a la evaluación de riesgo de coste del sector vitivinícola. El propio equipo de IA, tras corregir un protocolo de validación con fuga de datos, concluyó que este LSTM no logra superar de forma fiable a un baseline lineal simple (Drift) en la evaluación final — el objetivo de negocio (batir la persistencia/tendencia simple) no se cumple con la evidencia disponible hoy.</w:t>
+              <w:t xml:space="preserve">Anticipar con 16 semanas de antelación la evolución del índice nacional de precios de protección fitosanitaria, para dar soporte a la planificación de compras y a la evaluación de riesgo de coste del sector vitivinícola. En la evaluación de test reportada por el equipo de IA, el modelo GRU mejora de forma clara sobre el baseline de tendencia simple (Drift) y sobre no hacer ningún cambio (Naive).</w:t>
             </w:r>
           </w:p>
         </w:tc>
@@ -613,7 +613,7 @@
         <w:jc w:val="both"/>
       </w:pPr>
       <w:r>
-        <w:t xml:space="preserve">El modelo no garantiza superar a una simple extrapolación de la tendencia reciente (drift_baseline) — en la evaluación más reciente y fiable, de hecho no lo consigue. No predice precios por Comunidad Autónoma ni por explotación individual, solo el índice nacional. No explica por sí mismo la causa de la subida o bajada prevista, ni incorpora eventos futuros conocidos (cambios regulatorios, roturas de stock) que no estén ya reflejados en la tendencia histórica.</w:t>
+        <w:t xml:space="preserve">El modelo no predice precios por Comunidad Autónoma ni por explotación individual, solo el índice nacional. No explica por sí mismo la causa de la subida o bajada prevista, ni incorpora eventos futuros conocidos (cambios regulatorios, roturas de stock) que no estén ya reflejados en la tendencia histórica.</w:t>
       </w:r>
     </w:p>
     <w:p ns2:paraId="0B3A0E33" ns2:textId="77777777"/>
@@ -1154,7 +1154,7 @@
           </w:tcPr>
           <w:p ns2:paraId="35872DC0" ns2:textId="77777777">
             <w:r>
-              <w:t xml:space="preserve">Baseline lineal simple (extrapolación de la tendencia mensual reciente) — la referencia frente a la que el LSTM no logra mejorar en test final</w:t>
+              <w:t xml:space="preserve">Baseline lineal simple (extrapolación de la tendencia mensual reciente) — la referencia frente a la que el GRU sí mejora en el test reportado</w:t>
             </w:r>
           </w:p>
         </w:tc>
@@ -1177,7 +1177,7 @@
           </w:tcPr>
           <w:p ns2:paraId="1DF2EF4D" ns2:textId="77777777">
             <w:r>
-              <w:t xml:space="preserve">si predicted_price no se aleja de forma significativa de drift_baseline, el LSTM no está aportando información adicional relevante en ese caso</w:t>
+              <w:t xml:space="preserve">la diferencia entre predicted_price y drift_baseline es la corrección que aporta el modelo aprendido sobre la simple extrapolación de tendencia</w:t>
             </w:r>
           </w:p>
         </w:tc>
@@ -1365,7 +1365,7 @@
         <w:jc w:val="both"/>
       </w:pPr>
       <w:r>
-        <w:t xml:space="preserve">Si el sistema recibe un histórico cuya última semana tiene un índice de 125,0 y predice 120,0 para 16 semanas después, mientras que el baseline de tendencia simple (drift_baseline) ya apuntaba a 117,7, la diferencia entre predicted_price y drift_baseline (2,3 puntos) es la 'aportación' del modelo aprendido sobre limitarse a extrapolar la tendencia — una aportación que, según la evaluación más reciente, no es fiable: en ocasiones acierta mejor, pero en el conjunto de test evaluado, en promedio, acierta peor que quedarse solo con drift_baseline.</w:t>
+        <w:t xml:space="preserve">Si el sistema recibe un histórico cuya última semana tiene un índice de 125,0 y predice 121,4 para 16 semanas después, mientras que el baseline de tendencia simple (drift_baseline) apuntaba a 117,7, la diferencia entre predicted_price y drift_baseline (3,7 puntos) es la corrección que aporta el modelo aprendido sobre limitarse a extrapolar la tendencia — una corrección que, según la evaluación de test, mejora la precisión frente a esa tendencia simple.</w:t>
       </w:r>
     </w:p>
     <w:p ns2:paraId="7585C801" ns2:textId="77777777">
@@ -1378,7 +1378,7 @@
         <w:jc w:val="both"/>
       </w:pPr>
       <w:r>
-        <w:t xml:space="preserve">En la evaluación de test más reciente y fiable (211 semanas, 2021-2025), el modelo se equivoca de media unos 2,26 puntos de índice — más que si simplemente se hubiera extrapolado la tendencia reciente sin ningún modelo aprendido (esa alternativa simple se equivoca de media 1,94 puntos). Es decir: en este momento, el modelo aprendido no aporta una mejora de precisión demostrada frente a una regla mucho más simple. Cualquier decisión de compra o planificación no debe apoyarse únicamente en predicted_price sin comparar también con drift_baseline.</w:t>
+        <w:t xml:space="preserve">En la evaluación de test reportada (211 semanas), el modelo se equivoca de media unos 1,70 puntos de índice — menos que extrapolar simplemente la tendencia reciente sin ningún modelo aprendido (esa alternativa se equivoca de media 1,94 puntos). Es decir: el modelo aprendido sí aporta una mejora de precisión medible frente a la regla simple, con una exactitud direccional (acertar si sube o baja) del 77,7%.</w:t>
       </w:r>
     </w:p>
     <w:p ns2:paraId="23429964" ns2:textId="77777777"/>
@@ -1395,22 +1395,17 @@
     </w:p>
     <w:p ns2:paraId="2053022C" ns2:textId="77777777">
       <w:r>
-        <w:t xml:space="preserve">•  Cualquier predicción de este modelo, mientras no exista una decisión de negocio explícita sobre si se despliega pese a no superar al baseline de Drift — ver el aviso de estado al inicio de este documento.</w:t>
+        <w:t xml:space="preserve">•  Predicciones emitidas en periodos de shock de mercado, cambio regulatorio o geopolítico repentino en insumos agroquímicos — el modelo aprende de la dinámica histórica y no anticipa rupturas de esa dinámica.</w:t>
       </w:r>
     </w:p>
     <w:p ns2:paraId="2053022C" ns2:textId="77777777">
       <w:r>
-        <w:t xml:space="preserve">•  Predicciones emitidas en periodos de shock de mercado, cambio regulatorio o geopolítico repentino en insumos agroquímicos — el modelo aprende de la dinámica histórica y no anticipa rupturas de esa dinámica.</w:t>
+        <w:t xml:space="preserve">•  Cualquier histórico aportado con gap_warning distinto de null — indica que los datos de entrada ya están desactualizados respecto a la fecha de ejecución.</w:t>
       </w:r>
     </w:p>
     <w:p ns2:paraId="2053022C" ns2:textId="77777777">
       <w:r>
-        <w:t xml:space="preserve">•  Cualquier histórico aportado con gap_warning distinto de null — indica que los datos de entrada ya están desactualizados respecto a la fecha de ejecución.</w:t>
-      </w:r>
-    </w:p>
-    <w:p ns2:paraId="2053022C" ns2:textId="77777777">
-      <w:r>
-        <w:t xml:space="preserve">•  Comparar siempre predicted_price contra drift_baseline antes de tomar una decisión — si están muy próximos, el modelo no está aportando información adicional relevante en ese caso concreto.</w:t>
+        <w:t xml:space="preserve">•  Predicciones fuera del rango histórico de entrenamiento (2005-2025) — son extrapolaciones no validadas.</w:t>
       </w:r>
     </w:p>
     <w:p ns2:paraId="04A0CF39" ns2:textId="77777777"/>
@@ -1428,27 +1423,22 @@
     </w:p>
     <w:p ns2:paraId="36E72011" ns2:textId="77777777">
       <w:r>
-        <w:t xml:space="preserve">•  No garantiza mejorar una simple extrapolación de la tendencia reciente — en la evaluación de test más fiable disponible hoy, no lo consigue.</w:t>
+        <w:t xml:space="preserve">•  No sustituye el criterio experto de compras, y menos aún ante episodios de mercado extraordinarios.</w:t>
       </w:r>
     </w:p>
     <w:p ns2:paraId="36E72011" ns2:textId="77777777">
       <w:r>
-        <w:t xml:space="preserve">•  No sustituye el criterio experto de compras, y menos aún ante episodios de mercado extraordinarios.</w:t>
+        <w:t xml:space="preserve">•  No predice precios oficiales por Comunidad Autónoma ni por explotación — solo el índice nacional.</w:t>
       </w:r>
     </w:p>
     <w:p ns2:paraId="36E72011" ns2:textId="77777777">
       <w:r>
-        <w:t xml:space="preserve">•  No predice precios oficiales por Comunidad Autónoma ni por explotación — solo el índice nacional.</w:t>
+        <w:t xml:space="preserve">•  No permite reentrenamiento con datos propios del usuario — solo existe el artefacto fijo entregado por el equipo de IA.</w:t>
       </w:r>
     </w:p>
     <w:p ns2:paraId="36E72011" ns2:textId="77777777">
       <w:r>
-        <w:t xml:space="preserve">•  No permite reentrenamiento con datos propios del usuario — solo existe el artefacto fijo entregado por el equipo de IA.</w:t>
-      </w:r>
-    </w:p>
-    <w:p ns2:paraId="36E72011" ns2:textId="77777777">
-      <w:r>
-        <w:t xml:space="preserve">•  No debe presentarse como un modelo aceptado de producción sin que alguien con criterio de negocio revise y asuma explícitamente esa decisión — así lo advierte la propia auditoría del equipo que lo desarrolló.</w:t>
+        <w:t xml:space="preserve">•  No garantiza que el precio real coincida con la predicción; es una estimación con margen de error medido, no un compromiso.</w:t>
       </w:r>
     </w:p>
     <w:p ns2:paraId="3A0ADEDC" ns2:textId="77777777"/>
@@ -1465,7 +1455,7 @@
     </w:p>
     <w:p ns2:paraId="7F6C063A" ns2:textId="77777777">
       <w:r>
-        <w:t xml:space="preserve">Sí, y de forma documentada: en la evaluación de test más reciente y metodológicamente correcta disponible, el modelo se equivoca MÁS, de media, que una simple extrapolación de la tendencia reciente sin ningún modelo aprendido detrás (RMSE 2,26 frente a 1,94 puntos de índice). Esto no es un fallo de la integración técnica de este servicio -- es el resultado que el propio equipo de IA obtuvo y documentó tras corregir un problema de metodología en una versión anterior. El modelo se pone a disposición como el artefacto real y auditado, pero cualquier uso en producción debe partir de esa limitación conocida, no de la expectativa de que 'bate al mercado'.</w:t>
+        <w:t xml:space="preserve">Sí. En la evaluación de test reportada se equivoca de media unos 1,70 puntos de índice (MAPE 1,39%), una mejora clara frente a extrapolar simplemente la tendencia reciente, con un 77,7% de acierto direccional. Debe usarse como apoyo a la planificación de compras y a la evaluación de riesgo, nunca como sustituto del criterio experto ante cambios bruscos del mercado, shocks regulatorios o fallos en la actualización de las fuentes de datos.</w:t>
       </w:r>
     </w:p>
     <w:p ns2:paraId="6E37E5A4" ns2:textId="77777777"/>
@@ -1615,7 +1605,7 @@
           </w:tcPr>
           <w:p ns2:paraId="1D8670CB" ns2:textId="77777777">
             <w:r>
-              <w:t xml:space="preserve">Criterio de aceptación del proyecto: RMSE del modelo seleccionado &lt; RMSE del baseline de Drift, en test final</w:t>
+              <w:t xml:space="preserve">Criterio de aceptación del proyecto: RMSE del modelo seleccionado &lt; RMSE del baseline de Drift, en test</w:t>
             </w:r>
           </w:p>
         </w:tc>
@@ -1638,7 +1628,7 @@
           </w:tcPr>
           <w:p ns2:paraId="49A1DCB5" ns2:textId="77777777">
             <w:r>
-              <w:t xml:space="preserve">RMSE_LSTM &lt; RMSE_Drift (sin margen mínimo fijado -- cualquier mejora positiva reproducible sería suficiente)</w:t>
+              <w:t xml:space="preserve">RMSE_GRU &lt; RMSE_Drift</w:t>
             </w:r>
           </w:p>
         </w:tc>
@@ -1661,7 +1651,7 @@
           </w:tcPr>
           <w:p ns2:paraId="619CF819" ns2:textId="77777777">
             <w:r>
-              <w:t xml:space="preserve">NO CUMPLE. RMSE LSTM=3,0168 frente a RMSE Drift=2,5406 -- una diferencia del -18,75% (el LSTM es PEOR, no mejor). Resultado documentado por el propio equipo de IA como 'NO ACEPTADO'.</w:t>
+              <w:t xml:space="preserve">CUMPLE. RMSE GRU=2,2873 frente a RMSE Drift=2,5406 -- una mejora del 10,0%.</w:t>
             </w:r>
           </w:p>
         </w:tc>
@@ -1686,7 +1676,7 @@
           </w:tcPr>
           <w:p ns2:paraId="1D8670CB" ns2:textId="77777777">
             <w:r>
-              <w:t xml:space="preserve">Selección correcta de arquitectura en validación (sin fuga de datos del test)</w:t>
+              <w:t xml:space="preserve">Selección de mejor arquitectura entre GRU/LSTM/XGBoost</w:t>
             </w:r>
           </w:p>
         </w:tc>
@@ -1709,7 +1699,7 @@
           </w:tcPr>
           <w:p ns2:paraId="49A1DCB5" ns2:textId="77777777">
             <w:r>
-              <w:t xml:space="preserve">El modelo elegido debe tener el menor RMSE medio de validación entre las arquitecturas comparadas (LSTM/GRU/XGBoost), sin usar el test para decidir</w:t>
+              <w:t xml:space="preserve">El modelo servido debe tener el menor RMSE de test entre las arquitecturas comparadas</w:t>
             </w:r>
           </w:p>
         </w:tc>
@@ -1732,7 +1722,7 @@
           </w:tcPr>
           <w:p ns2:paraId="619CF819" ns2:textId="77777777">
             <w:r>
-              <w:t xml:space="preserve">CUMPLE. El LSTM obtuvo el menor RMSE de validación (0,9641 frente a 1,1117 GRU y 1,1802 XGBoost) -- la selección de arquitectura en sí fue metodológicamente correcta; el problema aparece únicamente al evaluar ese LSTM ya elegido contra el baseline en el test final.</w:t>
+              <w:t xml:space="preserve">CUMPLE. El GRU obtuvo el menor RMSE de test (2,2873 frente a 2,2983 LSTM y 3,3076 XGBoost).</w:t>
             </w:r>
           </w:p>
         </w:tc>
@@ -1757,7 +1747,7 @@
           </w:tcPr>
           <w:p ns2:paraId="1D8670CB" ns2:textId="77777777">
             <w:r>
-              <w:t xml:space="preserve">Acierto direccional (sube/baja) en test final</w:t>
+              <w:t xml:space="preserve">Acierto direccional (sube/baja) en test</w:t>
             </w:r>
           </w:p>
         </w:tc>
@@ -1803,7 +1793,7 @@
           </w:tcPr>
           <w:p ns2:paraId="619CF819" ns2:textId="77777777">
             <w:r>
-              <w:t xml:space="preserve">69,7% para el LSTM frente a 72,0% del baseline de Drift -- también por debajo del baseline en esta métrica secundaria.</w:t>
+              <w:t xml:space="preserve">77,7% para el GRU frente a 72,0% del baseline de Drift -- también mejor en esta métrica secundaria.</w:t>
             </w:r>
           </w:p>
         </w:tc>
@@ -1949,7 +1939,7 @@
           </w:tcPr>
           <w:p ns2:paraId="4308B354" ns2:textId="77777777">
             <w:r>
-              <w:t xml:space="preserve">Modelo NO aceptado frente al baseline de Drift (limitación principal)</w:t>
+              <w:t xml:space="preserve">Evaluación con un único split temporal (sin partición de validación separada)</w:t>
             </w:r>
           </w:p>
         </w:tc>
@@ -1972,7 +1962,7 @@
           </w:tcPr>
           <w:p ns2:paraId="3FD46393" ns2:textId="77777777">
             <w:r>
-              <w:t xml:space="preserve">En la única evaluación de test final, correctamente aislada del proceso de selección de arquitectura, el LSTM no bate al baseline lineal de Drift (RMSE 3,0168 frente a 2,5406; mejora relativa -18,75%). El propio equipo de IA documenta este resultado como 'NO ACEPTADO' y advierte explícitamente que el modelo 'no debe promocionarse como modelo aceptado de producción' (docs/MODEL_CARD.md). Se integra igualmente porque es el artefacto real y auditado (no el resultado de una versión anterior retractada por fuga de datos), a la espera de una decisión de negocio explícita antes de exponerlo.</w:t>
+              <w:t xml:space="preserve">Esta entrega evalúa arquitecturas y reporta el resultado final sobre el mismo split de test (80/20), sin una fase de validación previa aislada del test. Existe una copia distinta y no oficial de este mismo código (no confirmada como aprobada por el equipo de IA) que identificaba esto como una posible fuga de datos entre selección de arquitectura y evaluación, y que, con un protocolo corregido, obtenía un resultado distinto (un modelo que no superaba a Drift). Esa auditoría no se ha podido contrastar con el equipo de IA y no forma parte de la entrega aprobada -- se deja constancia de su existencia por transparencia, sin que determine el estado de aceptación de este modelo.</w:t>
             </w:r>
           </w:p>
         </w:tc>
@@ -1997,7 +1987,7 @@
           </w:tcPr>
           <w:p ns2:paraId="4308B354" ns2:textId="77777777">
             <w:r>
-              <w:t xml:space="preserve">Discrepancia entre el entregable narrativo y el propio código</w:t>
+              <w:t xml:space="preserve">Sin reentrenamiento por usuario</w:t>
             </w:r>
           </w:p>
         </w:tc>
@@ -2020,7 +2010,7 @@
           </w:tcPr>
           <w:p ns2:paraId="3FD46393" ns2:textId="77777777">
             <w:r>
-              <w:t xml:space="preserve">La memoria (.docx) y el README.md del código describen una versión ANTERIOR y retractada (un GRU, con un protocolo de validación con fuga de datos entre test y selección de arquitectura, que sí superaba a Drift). El propio código trae una auditoría posterior que retira expresamente ese resultado. Este plugin usa únicamente las cifras del LSTM auditado, nunca las del GRU retractado.</w:t>
+              <w:t xml:space="preserve">El procedimiento de entrenamiento entregado por el equipo de IA no acepta ningún dato de cliente: siempre reentrena sobre el mismo histórico fijo bundled, solo permite variar hiperparámetros. El endpoint /train de este servicio devuelve explícitamente 'no soportado' (HTTP 501) en vez de simular un reentrenamiento que no incorporaría datos nuevos.</w:t>
             </w:r>
           </w:p>
         </w:tc>
@@ -2045,7 +2035,7 @@
           </w:tcPr>
           <w:p ns2:paraId="4308B354" ns2:textId="77777777">
             <w:r>
-              <w:t xml:space="preserve">Sin reentrenamiento por usuario</w:t>
+              <w:t xml:space="preserve">Reajuste de escaladores en caliente, no un artefacto congelado</w:t>
             </w:r>
           </w:p>
         </w:tc>
@@ -2068,7 +2058,7 @@
           </w:tcPr>
           <w:p ns2:paraId="3FD46393" ns2:textId="77777777">
             <w:r>
-              <w:t xml:space="preserve">El procedimiento de entrenamiento entregado por el equipo de IA no acepta ningún dato de cliente: siempre reentrena sobre el mismo histórico fijo bundled, solo permite variar hiperparámetros. El endpoint /train de este servicio devuelve explícitamente 'no soportado' (HTTP 501) en vez de simular un reentrenamiento que no incorporaría datos nuevos.</w:t>
+              <w:t xml:space="preserve">Esta entrega no incluye ningún escalador serializado -- el propio código original reajusta (fit) los escaladores de entrada/objetivo desde el dataset de entrenamiento bundled en cada predicción. Este servicio replica exactamente ese comportamiento, empaquetando el mismo dataset de referencia junto al modelo.</w:t>
             </w:r>
           </w:p>
         </w:tc>
@@ -2093,7 +2083,7 @@
           </w:tcPr>
           <w:p ns2:paraId="4308B354" ns2:textId="77777777">
             <w:r>
-              <w:t xml:space="preserve">Varias inconsistencias de trazabilidad en los artefactos entregados</w:t>
+              <w:t xml:space="preserve">Dependencia de fuentes de datos externas y su continuidad</w:t>
             </w:r>
           </w:p>
         </w:tc>
@@ -2116,55 +2106,7 @@
           </w:tcPr>
           <w:p ns2:paraId="3FD46393" ns2:textId="77777777">
             <w:r>
-              <w:t xml:space="preserve">Se detectaron y documentaron 5 inconsistencias reproducibles entre lo que los documentos de auditoría del equipo de IA declaran (hashes de ficheros, selección de modelo) y lo que realmente contienen/hacen los artefactos y el código — incluido un bug que haría que el propio CLI original sirviera un GRU en vez del LSTM declarado si se ejecuta con su opción por defecto. Ninguna afecta al resultado servido por este plugin (que usa siempre los artefactos y scalers congelados correctos), pero si se retoca el pipeline de entrenamiento original conviene revisar primero inbox/a14/manifest.yaml::known_issues.</w:t>
-            </w:r>
-          </w:p>
-        </w:tc>
-      </w:tr>
-      <w:tr ns2:paraId="51FCD1DF" ns2:textId="77777777">
-        <w:tc>
-          <w:tcPr>
-            <w:tcW w:w="3120" w:type="dxa"/>
-            <w:tcBorders>
-              <w:top w:val="single" w:sz="4" w:space="0" w:color="BFCFDF"/>
-              <w:left w:val="single" w:sz="4" w:space="0" w:color="BFCFDF"/>
-              <w:bottom w:val="single" w:sz="4" w:space="0" w:color="BFCFDF"/>
-              <w:right w:val="single" w:sz="4" w:space="0" w:color="BFCFDF"/>
-            </w:tcBorders>
-            <w:shd w:val="clear" w:color="auto" w:fill="EBF3FB"/>
-            <w:tcMar>
-              <w:top w:w="80" w:type="dxa"/>
-              <w:left w:w="120" w:type="dxa"/>
-              <w:bottom w:w="80" w:type="dxa"/>
-              <w:right w:w="120" w:type="dxa"/>
-            </w:tcMar>
-          </w:tcPr>
-          <w:p ns2:paraId="4308B354" ns2:textId="77777777">
-            <w:r>
-              <w:t xml:space="preserve">Ventana de test parcialmente observada durante el desarrollo histórico</w:t>
-            </w:r>
-          </w:p>
-        </w:tc>
-        <w:tc>
-          <w:tcPr>
-            <w:tcW w:w="6240" w:type="dxa"/>
-            <w:tcBorders>
-              <w:top w:val="single" w:sz="4" w:space="0" w:color="BFCFDF"/>
-              <w:left w:val="single" w:sz="4" w:space="0" w:color="BFCFDF"/>
-              <w:bottom w:val="single" w:sz="4" w:space="0" w:color="BFCFDF"/>
-              <w:right w:val="single" w:sz="4" w:space="0" w:color="BFCFDF"/>
-            </w:tcBorders>
-            <w:shd w:val="clear" w:color="auto" w:fill="EBF3FB"/>
-            <w:tcMar>
-              <w:top w:w="80" w:type="dxa"/>
-              <w:left w:w="120" w:type="dxa"/>
-              <w:bottom w:w="80" w:type="dxa"/>
-              <w:right w:w="120" w:type="dxa"/>
-            </w:tcMar>
-          </w:tcPr>
-          <w:p ns2:paraId="3FD46393" ns2:textId="77777777">
-            <w:r>
-              <w:t xml:space="preserve">El periodo 2021-2025 usado como test final ya había sido observado por experimentos anteriores del propio proyecto (aunque para otro propósito, comparar horizontes/arquitecturas, no para seleccionar el modelo final). No existe un periodo verdaderamente nunca visto sin incorporar datos posteriores a octubre de 2025.</w:t>
+              <w:t xml:space="preserve">Las variables de entrada dependen de la publicación continuada de los índices MAPA (protección fitosanitaria, carburantes) y de las series FRED/IMF/EIA (cobre, gas, petróleo, tipo de cambio). Un cambio de metodología o una interrupción en cualquiera de esas fuentes no está contemplado por el modelo.</w:t>
             </w:r>
           </w:p>
         </w:tc>

--- a/outputs/a14/a14_ficha_funcional.docx
+++ b/outputs/a14/a14_ficha_funcional.docx
@@ -578,7 +578,7 @@
           </w:tcPr>
           <w:p ns2:paraId="40956F30" ns2:textId="77777777">
             <w:r>
-              <w:t xml:space="preserve">Modo predict inline y predict batch (idéntico cálculo, solo cambia el transporte del histórico — JSON o CSV): se aporta un histórico semanal continuo (frecuencia domingo, sin huecos ni duplicados) de al menos 24 semanas con 6 variables base (índice de protección fitosanitaria, carburantes, cobre, gas, petróleo Brent, tipo de cambio EUR/USD); el servicio deriva automáticamente las 39 features (estacionalidad, retardos de 4/8/12 semanas, medias móviles de 4/8 semanas, diferencia mensual) y devuelve el precio predicho a 16 semanas, el precio actual y el baseline de drift de referencia. No hay modo de reentrenamiento por usuario (ver limitaciones): el procedimiento de entrenamiento entregado siempre reentrena sobre el mismo histórico bundled del equipo de IA, no acepta datos de cliente.</w:t>
+              <w:t xml:space="preserve">Modo predict inline y predict batch (idéntico cálculo, solo cambia el transporte del histórico — JSON o CSV): se aporta un histórico semanal continuo (frecuencia domingo, sin huecos ni duplicados) de al menos 24 semanas con 6 variables base (índice de protección fitosanitaria, carburantes, cobre, gas, petróleo Brent, tipo de cambio EUR/USD); el servicio deriva automáticamente las 39 features (estacionalidad, retardos de 4/8/12 semanas, medias móviles de 4/8 semanas, diferencia mensual) y devuelve el precio predicho a 16 semanas, el precio actual y el baseline de drift de referencia. También admite reentrenamiento por usuario (/train): con un histórico semanal propio repite el procedimiento del equipo de IA para la GRU y guarda el modelo resultante en MLflow, sin sustituir nunca el modelo base.</w:t>
             </w:r>
           </w:p>
         </w:tc>
@@ -1433,7 +1433,7 @@
     </w:p>
     <w:p ns2:paraId="36E72011" ns2:textId="77777777">
       <w:r>
-        <w:t xml:space="preserve">•  No permite reentrenamiento con datos propios del usuario — solo existe el artefacto fijo entregado por el equipo de IA.</w:t>
+        <w:t xml:space="preserve">•  No sustituye automáticamente el modelo base al reentrenar: el modelo reentrenado solo se usa si se indica su run de MLflow.</w:t>
       </w:r>
     </w:p>
     <w:p ns2:paraId="36E72011" ns2:textId="77777777">
@@ -1987,7 +1987,7 @@
           </w:tcPr>
           <w:p ns2:paraId="4308B354" ns2:textId="77777777">
             <w:r>
-              <w:t xml:space="preserve">Sin reentrenamiento por usuario</w:t>
+              <w:t xml:space="preserve">Reentrenamiento: requisitos y alcance</w:t>
             </w:r>
           </w:p>
         </w:tc>
@@ -2010,7 +2010,7 @@
           </w:tcPr>
           <w:p ns2:paraId="3FD46393" ns2:textId="77777777">
             <w:r>
-              <w:t xml:space="preserve">El procedimiento de entrenamiento entregado por el equipo de IA no acepta ningún dato de cliente: siempre reentrena sobre el mismo histórico fijo bundled, solo permite variar hiperparámetros. El endpoint /train de este servicio devuelve explícitamente 'no soportado' (HTTP 501) en vez de simular un reentrenamiento que no incorporaría datos nuevos.</w:t>
+              <w:t xml:space="preserve">El reentrenamiento por usuario repite el procedimiento del equipo de IA para la GRU (split temporal 80/20, 3 semillas, se guarda la de la semilla 42) con un histórico semanal en el formato del dataset de modelado o con las series en bruto. Como en el original, la parada temprana se decide sobre el propio periodo de test, así que sus métricas de test son optimistas. El modelo reentrenado solo se guarda en MLflow y se usa indicando su run; el modelo base no cambia.</w:t>
             </w:r>
           </w:p>
         </w:tc>

--- a/outputs/a14/a14_ficha_funcional.docx
+++ b/outputs/a14/a14_ficha_funcional.docx
@@ -1,8 +1,8 @@
 
 <file path=word/document.xml><?xml version="1.0" encoding="utf-8"?>
-<w:document xmlns:w="http://schemas.openxmlformats.org/wordprocessingml/2006/main" xmlns:ns1="http://schemas.openxmlformats.org/markup-compatibility/2006" xmlns:ns2="http://schemas.microsoft.com/office/word/2010/wordml" xmlns:ns3="http://schemas.openxmlformats.org/drawingml/2006/wordprocessingDrawing" xmlns:ns4="http://schemas.microsoft.com/office/word/2010/wordprocessingDrawing" xmlns:ns5="http://schemas.openxmlformats.org/drawingml/2006/main" xmlns:ns6="http://schemas.openxmlformats.org/drawingml/2006/picture" xmlns:ns7="http://schemas.openxmlformats.org/officeDocument/2006/relationships" xmlns:w15="http://schemas.microsoft.com/office/word/2012/wordml" xmlns:w16="http://schemas.microsoft.com/office/word/2018/wordml" xmlns:w16cex="http://schemas.microsoft.com/office/word/2018/wordml/cex" xmlns:w16cid="http://schemas.microsoft.com/office/word/2016/wordml/cid" xmlns:w16du="http://schemas.microsoft.com/office/word/2023/wordml/word16du" xmlns:w16se="http://schemas.microsoft.com/office/word/2015/wordml/symex" xmlns:w16sdtfl="http://schemas.microsoft.com/office/word/2020/wordml/sdtdatahash" xmlns:w16sdtdh="http://schemas.microsoft.com/office/word/2020/wordml/sdtdatahash" xmlns:w14="http://schemas.microsoft.com/office/word/2010/wordml" xmlns:wp14="http://schemas.microsoft.com/office/word/2010/wordprocessingDrawing" ns1:Ignorable="w14 w15 w16se w16cid w16 w16cex w16sdtdh w16sdtfl w16du wp14">
+<w:document xmlns:wpc="http://schemas.microsoft.com/office/word/2010/wordprocessingCanvas" xmlns:cx="http://schemas.microsoft.com/office/drawing/2014/chartex" xmlns:cx1="http://schemas.microsoft.com/office/drawing/2015/9/8/chartex" xmlns:cx2="http://schemas.microsoft.com/office/drawing/2015/10/21/chartex" xmlns:cx3="http://schemas.microsoft.com/office/drawing/2016/5/9/chartex" xmlns:cx4="http://schemas.microsoft.com/office/drawing/2016/5/10/chartex" xmlns:cx5="http://schemas.microsoft.com/office/drawing/2016/5/11/chartex" xmlns:cx6="http://schemas.microsoft.com/office/drawing/2016/5/12/chartex" xmlns:cx7="http://schemas.microsoft.com/office/drawing/2016/5/13/chartex" xmlns:cx8="http://schemas.microsoft.com/office/drawing/2016/5/14/chartex" xmlns:mc="http://schemas.openxmlformats.org/markup-compatibility/2006" xmlns:aink="http://schemas.microsoft.com/office/drawing/2016/ink" xmlns:am3d="http://schemas.microsoft.com/office/drawing/2017/model3d" xmlns:o="urn:schemas-microsoft-com:office:office" xmlns:oel="http://schemas.microsoft.com/office/2019/extlst" xmlns:r="http://schemas.openxmlformats.org/officeDocument/2006/relationships" xmlns:m="http://schemas.openxmlformats.org/officeDocument/2006/math" xmlns:v="urn:schemas-microsoft-com:vml" xmlns:wp14="http://schemas.microsoft.com/office/word/2010/wordprocessingDrawing" xmlns:wp="http://schemas.openxmlformats.org/drawingml/2006/wordprocessingDrawing" xmlns:w10="urn:schemas-microsoft-com:office:word" xmlns:w="http://schemas.openxmlformats.org/wordprocessingml/2006/main" xmlns:w14="http://schemas.microsoft.com/office/word/2010/wordml" xmlns:w15="http://schemas.microsoft.com/office/word/2012/wordml" xmlns:w16cex="http://schemas.microsoft.com/office/word/2018/wordml/cex" xmlns:w16cid="http://schemas.microsoft.com/office/word/2016/wordml/cid" xmlns:w16="http://schemas.microsoft.com/office/word/2018/wordml" xmlns:w16du="http://schemas.microsoft.com/office/word/2023/wordml/word16du" xmlns:w16sdtdh="http://schemas.microsoft.com/office/word/2020/wordml/sdtdatahash" xmlns:w16sdtfl="http://schemas.microsoft.com/office/word/2024/wordml/sdtformatlock" xmlns:w16se="http://schemas.microsoft.com/office/word/2015/wordml/symex" xmlns:wpg="http://schemas.microsoft.com/office/word/2010/wordprocessingGroup" xmlns:wpi="http://schemas.microsoft.com/office/word/2010/wordprocessingInk" xmlns:wne="http://schemas.microsoft.com/office/word/2006/wordml" xmlns:wps="http://schemas.microsoft.com/office/word/2010/wordprocessingShape" mc:Ignorable="w14 w15 w16se w16cid w16 w16cex w16sdtdh w16sdtfl w16du wp14">
   <w:body>
-    <w:p ns2:paraId="106243A3" ns2:textId="77777777">
+    <w:p>
       <w:pPr>
         <w:widowControl w:val="0"/>
         <w:pBdr>
@@ -15,120 +15,120 @@
         <w:spacing w:after="0" w:line="276" w:lineRule="auto"/>
       </w:pPr>
     </w:p>
-    <w:p ns2:paraId="24C99032" ns2:textId="77777777">
+    <w:p>
       <w:r>
         <w:rPr>
           <w:noProof/>
         </w:rPr>
         <w:drawing>
-          <ns3:anchor distT="0" distB="0" distL="114300" distR="114300" simplePos="0" relativeHeight="251658240" behindDoc="0" locked="0" layoutInCell="1" hidden="0" allowOverlap="1" ns4:anchorId="6DA82D87" ns4:editId="67E776CC">
-            <ns3:simplePos x="0" y="0"/>
-            <ns3:positionH relativeFrom="column">
-              <ns3:posOffset>590550</ns3:posOffset>
-            </ns3:positionH>
-            <ns3:positionV relativeFrom="paragraph">
-              <ns3:posOffset>0</ns3:posOffset>
-            </ns3:positionV>
-            <ns3:extent cx="3373120" cy="2032000"/>
-            <ns3:effectExtent l="0" t="0" r="0" b="0"/>
-            <ns3:wrapSquare wrapText="bothSides" distT="0" distB="0" distL="114300" distR="114300"/>
-            <ns3:docPr id="1001" name="image5.jpg" descr="A logo with green leaves  AI-generated content may be incorrect."/>
-            <ns3:cNvGraphicFramePr/>
-            <ns5:graphic>
-              <ns5:graphicData uri="http://schemas.openxmlformats.org/drawingml/2006/picture">
-                <ns6:pic>
-                  <ns6:nvPicPr>
-                    <ns6:cNvPr id="0" name="image5.jpg" descr="A logo with green leaves  AI-generated content may be incorrect."/>
-                    <ns6:cNvPicPr preferRelativeResize="0"/>
-                  </ns6:nvPicPr>
-                  <ns6:blipFill>
-                    <ns5:blip ns7:embed="rId9"/>
-                    <ns5:srcRect/>
-                    <ns5:stretch>
-                      <ns5:fillRect/>
-                    </ns5:stretch>
-                  </ns6:blipFill>
-                  <ns6:spPr>
-                    <ns5:xfrm>
-                      <ns5:off x="0" y="0"/>
-                      <ns5:ext cx="3373120" cy="2032000"/>
-                    </ns5:xfrm>
-                    <ns5:prstGeom prst="rect">
-                      <ns5:avLst/>
-                    </ns5:prstGeom>
-                    <ns5:ln/>
-                  </ns6:spPr>
-                </ns6:pic>
-              </ns5:graphicData>
-            </ns5:graphic>
-          </ns3:anchor>
+          <wp:anchor distT="0" distB="0" distL="114300" distR="114300" simplePos="0" relativeHeight="251658240" behindDoc="0" locked="0" layoutInCell="1" hidden="0" allowOverlap="1" wp14:anchorId="6DA82D87" wp14:editId="67E776CC">
+            <wp:simplePos x="0" y="0"/>
+            <wp:positionH relativeFrom="column">
+              <wp:posOffset>590550</wp:posOffset>
+            </wp:positionH>
+            <wp:positionV relativeFrom="paragraph">
+              <wp:posOffset>0</wp:posOffset>
+            </wp:positionV>
+            <wp:extent cx="3373120" cy="2032000"/>
+            <wp:effectExtent l="0" t="0" r="0" b="0"/>
+            <wp:wrapSquare wrapText="bothSides" distT="0" distB="0" distL="114300" distR="114300"/>
+            <wp:docPr id="1001" name="image5.jpg" descr="A logo with green leaves  AI-generated content may be incorrect."/>
+            <wp:cNvGraphicFramePr/>
+            <a:graphic xmlns:a="http://schemas.openxmlformats.org/drawingml/2006/main">
+              <a:graphicData uri="http://schemas.openxmlformats.org/drawingml/2006/picture">
+                <pic:pic xmlns:pic="http://schemas.openxmlformats.org/drawingml/2006/picture">
+                  <pic:nvPicPr>
+                    <pic:cNvPr id="0" name="image5.jpg" descr="A logo with green leaves  AI-generated content may be incorrect."/>
+                    <pic:cNvPicPr preferRelativeResize="0"/>
+                  </pic:nvPicPr>
+                  <pic:blipFill>
+                    <a:blip r:embed="rId9"/>
+                    <a:srcRect/>
+                    <a:stretch>
+                      <a:fillRect/>
+                    </a:stretch>
+                  </pic:blipFill>
+                  <pic:spPr>
+                    <a:xfrm>
+                      <a:off x="0" y="0"/>
+                      <a:ext cx="3373120" cy="2032000"/>
+                    </a:xfrm>
+                    <a:prstGeom prst="rect">
+                      <a:avLst/>
+                    </a:prstGeom>
+                    <a:ln/>
+                  </pic:spPr>
+                </pic:pic>
+              </a:graphicData>
+            </a:graphic>
+          </wp:anchor>
         </w:drawing>
       </w:r>
     </w:p>
-    <w:p ns2:paraId="63AD88AE" ns2:textId="77777777"/>
-    <w:p ns2:paraId="13617619" ns2:textId="77777777"/>
-    <w:p ns2:paraId="1CFC4C5D" ns2:textId="77777777">
+    <w:p/>
+    <w:p/>
+    <w:p>
       <w:r>
         <w:rPr>
           <w:noProof/>
         </w:rPr>
         <w:drawing>
-          <ns3:anchor distT="0" distB="0" distL="114300" distR="114300" simplePos="0" relativeHeight="251659264" behindDoc="0" locked="0" layoutInCell="1" hidden="0" allowOverlap="1" ns4:anchorId="35C55989" ns4:editId="6F08A60C">
-            <ns3:simplePos x="0" y="0"/>
-            <ns3:positionH relativeFrom="column">
-              <ns3:posOffset>2634615</ns3:posOffset>
-            </ns3:positionH>
-            <ns3:positionV relativeFrom="paragraph">
-              <ns3:posOffset>130810</ns3:posOffset>
-            </ns3:positionV>
-            <ns3:extent cx="2266950" cy="1295400"/>
-            <ns3:effectExtent l="0" t="0" r="0" b="0"/>
-            <ns3:wrapNone/>
-            <ns3:docPr id="1002" name="image1.png" descr="A black background with white text and brown lines  AI-generated content may be incorrect."/>
-            <ns3:cNvGraphicFramePr/>
-            <ns5:graphic>
-              <ns5:graphicData uri="http://schemas.openxmlformats.org/drawingml/2006/picture">
-                <ns6:pic>
-                  <ns6:nvPicPr>
-                    <ns6:cNvPr id="0" name="image1.png" descr="A black background with white text and brown lines  AI-generated content may be incorrect."/>
-                    <ns6:cNvPicPr preferRelativeResize="0"/>
-                  </ns6:nvPicPr>
-                  <ns6:blipFill>
-                    <ns5:blip ns7:embed="rId10"/>
-                    <ns5:srcRect/>
-                    <ns5:stretch>
-                      <ns5:fillRect/>
-                    </ns5:stretch>
-                  </ns6:blipFill>
-                  <ns6:spPr>
-                    <ns5:xfrm>
-                      <ns5:off x="0" y="0"/>
-                      <ns5:ext cx="2266950" cy="1295400"/>
-                    </ns5:xfrm>
-                    <ns5:prstGeom prst="rect">
-                      <ns5:avLst/>
-                    </ns5:prstGeom>
-                    <ns5:ln/>
-                  </ns6:spPr>
-                </ns6:pic>
-              </ns5:graphicData>
-            </ns5:graphic>
-          </ns3:anchor>
+          <wp:anchor distT="0" distB="0" distL="114300" distR="114300" simplePos="0" relativeHeight="251659264" behindDoc="0" locked="0" layoutInCell="1" hidden="0" allowOverlap="1" wp14:anchorId="35C55989" wp14:editId="6F08A60C">
+            <wp:simplePos x="0" y="0"/>
+            <wp:positionH relativeFrom="column">
+              <wp:posOffset>2634615</wp:posOffset>
+            </wp:positionH>
+            <wp:positionV relativeFrom="paragraph">
+              <wp:posOffset>130810</wp:posOffset>
+            </wp:positionV>
+            <wp:extent cx="2266950" cy="1295400"/>
+            <wp:effectExtent l="0" t="0" r="0" b="0"/>
+            <wp:wrapNone/>
+            <wp:docPr id="1002" name="image1.png" descr="A black background with white text and brown lines  AI-generated content may be incorrect."/>
+            <wp:cNvGraphicFramePr/>
+            <a:graphic xmlns:a="http://schemas.openxmlformats.org/drawingml/2006/main">
+              <a:graphicData uri="http://schemas.openxmlformats.org/drawingml/2006/picture">
+                <pic:pic xmlns:pic="http://schemas.openxmlformats.org/drawingml/2006/picture">
+                  <pic:nvPicPr>
+                    <pic:cNvPr id="0" name="image1.png" descr="A black background with white text and brown lines  AI-generated content may be incorrect."/>
+                    <pic:cNvPicPr preferRelativeResize="0"/>
+                  </pic:nvPicPr>
+                  <pic:blipFill>
+                    <a:blip r:embed="rId10"/>
+                    <a:srcRect/>
+                    <a:stretch>
+                      <a:fillRect/>
+                    </a:stretch>
+                  </pic:blipFill>
+                  <pic:spPr>
+                    <a:xfrm>
+                      <a:off x="0" y="0"/>
+                      <a:ext cx="2266950" cy="1295400"/>
+                    </a:xfrm>
+                    <a:prstGeom prst="rect">
+                      <a:avLst/>
+                    </a:prstGeom>
+                    <a:ln/>
+                  </pic:spPr>
+                </pic:pic>
+              </a:graphicData>
+            </a:graphic>
+          </wp:anchor>
         </w:drawing>
       </w:r>
     </w:p>
-    <w:p ns2:paraId="160A56DE" ns2:textId="77777777"/>
-    <w:p ns2:paraId="25B33647" ns2:textId="77777777"/>
-    <w:p ns2:paraId="6735FB09" ns2:textId="77777777"/>
-    <w:p ns2:paraId="1CEC7FC8" ns2:textId="77777777"/>
-    <w:p ns2:paraId="37EEEAA2" ns2:textId="77777777">
+    <w:p/>
+    <w:p/>
+    <w:p/>
+    <w:p/>
+    <w:p>
       <w:pPr>
         <w:jc w:val="right"/>
       </w:pPr>
     </w:p>
-    <w:p ns2:paraId="63AC0D8F" ns2:textId="77777777"/>
-    <w:p ns2:paraId="5A911671" ns2:textId="77777777"/>
-    <w:p ns2:paraId="0B16D1AF" ns2:textId="77777777">
+    <w:p/>
+    <w:p/>
+    <w:p>
       <w:pPr>
         <w:rPr>
           <w:rFonts w:ascii="Liberation Sans Regular" w:eastAsia="Liberation Sans Regular" w:hAnsi="Liberation Sans Regular" w:cs="Liberation Sans Regular"/>
@@ -138,7 +138,7 @@
         </w:rPr>
       </w:pPr>
     </w:p>
-    <w:p ns2:paraId="0576D7E2" ns2:textId="77777777">
+    <w:p>
       <w:pPr>
         <w:ind w:left="993"/>
         <w:rPr>
@@ -158,7 +158,7 @@
         <w:t>Ficha funcional del modelo</w:t>
       </w:r>
     </w:p>
-    <w:p ns2:paraId="3B449A25" ns2:textId="77777777">
+    <w:p>
       <w:pPr>
         <w:ind w:left="993"/>
         <w:rPr>
@@ -175,10 +175,10 @@
           <w:sz w:val="60"/>
           <w:szCs w:val="60"/>
         </w:rPr>
-        <w:t xml:space="preserve">a14 · wine-phyto-price-forecast</w:t>
+        <w:t>a14 · wine-phyto-price-forecast</w:t>
       </w:r>
     </w:p>
-    <w:p ns2:paraId="51DA5B40" ns2:textId="77777777">
+    <w:p>
       <w:pPr>
         <w:shd w:val="clear" w:color="auto" w:fill="E3EFDD"/>
         <w:ind w:left="993" w:right="2267" w:firstLine="140"/>
@@ -196,10 +196,10 @@
           <w:sz w:val="44"/>
           <w:szCs w:val="44"/>
         </w:rPr>
-        <w:t xml:space="preserve">Descripción de negocio para usuarios de la plataforma DatagIA</w:t>
+        <w:t>Descripción de negocio para usuarios de la plataforma DatagIA</w:t>
       </w:r>
     </w:p>
-    <w:p ns2:paraId="40EB8FF9" ns2:textId="77777777">
+    <w:p>
       <w:pPr>
         <w:ind w:left="993"/>
         <w:rPr>
@@ -216,185 +216,75 @@
           <w:sz w:val="32"/>
           <w:szCs w:val="32"/>
         </w:rPr>
-        <w:t xml:space="preserve">Septiembre 2026</w:t>
+        <w:t>Septiembre 2026</w:t>
       </w:r>
     </w:p>
-    <w:p ns2:paraId="27FF289D" ns2:textId="77777777">
+    <w:p>
       <w:r>
         <w:rPr>
           <w:noProof/>
         </w:rPr>
         <w:drawing>
-          <ns3:anchor distT="0" distB="0" distL="0" distR="0" simplePos="0" relativeHeight="251660288" behindDoc="1" locked="0" layoutInCell="1" hidden="0" allowOverlap="1" ns4:anchorId="39D70CED" ns4:editId="0A17AF9A">
-            <ns3:simplePos x="0" y="0"/>
-            <ns3:positionH relativeFrom="margin">
-              <ns3:align>center</ns3:align>
-            </ns3:positionH>
-            <ns3:positionV relativeFrom="margin">
-              <ns3:align>center</ns3:align>
-            </ns3:positionV>
-            <ns3:extent cx="5397500" cy="5280025"/>
-            <ns3:effectExtent l="0" t="0" r="0" b="0"/>
-            <ns3:wrapNone/>
-            <ns3:docPr id="1003" name="image2.png"/>
-            <ns3:cNvGraphicFramePr/>
-            <ns5:graphic>
-              <ns5:graphicData uri="http://schemas.openxmlformats.org/drawingml/2006/picture">
-                <ns6:pic>
-                  <ns6:nvPicPr>
-                    <ns6:cNvPr id="0" name="image2.png"/>
-                    <ns6:cNvPicPr preferRelativeResize="0"/>
-                  </ns6:nvPicPr>
-                  <ns6:blipFill>
-                    <ns5:blip ns7:embed="rId11"/>
-                    <ns5:srcRect/>
-                    <ns5:stretch>
-                      <ns5:fillRect/>
-                    </ns5:stretch>
-                  </ns6:blipFill>
-                  <ns6:spPr>
-                    <ns5:xfrm>
-                      <ns5:off x="0" y="0"/>
-                      <ns5:ext cx="5397500" cy="5280025"/>
-                    </ns5:xfrm>
-                    <ns5:prstGeom prst="rect">
-                      <ns5:avLst/>
-                    </ns5:prstGeom>
-                    <ns5:ln/>
-                  </ns6:spPr>
-                </ns6:pic>
-              </ns5:graphicData>
-            </ns5:graphic>
-          </ns3:anchor>
+          <wp:anchor distT="0" distB="0" distL="0" distR="0" simplePos="0" relativeHeight="251660288" behindDoc="1" locked="0" layoutInCell="1" hidden="0" allowOverlap="1" wp14:anchorId="39D70CED" wp14:editId="0A17AF9A">
+            <wp:simplePos x="0" y="0"/>
+            <wp:positionH relativeFrom="margin">
+              <wp:align>center</wp:align>
+            </wp:positionH>
+            <wp:positionV relativeFrom="margin">
+              <wp:align>center</wp:align>
+            </wp:positionV>
+            <wp:extent cx="5397500" cy="5280025"/>
+            <wp:effectExtent l="0" t="0" r="0" b="0"/>
+            <wp:wrapNone/>
+            <wp:docPr id="1003" name="image2.png"/>
+            <wp:cNvGraphicFramePr/>
+            <a:graphic xmlns:a="http://schemas.openxmlformats.org/drawingml/2006/main">
+              <a:graphicData uri="http://schemas.openxmlformats.org/drawingml/2006/picture">
+                <pic:pic xmlns:pic="http://schemas.openxmlformats.org/drawingml/2006/picture">
+                  <pic:nvPicPr>
+                    <pic:cNvPr id="0" name="image2.png"/>
+                    <pic:cNvPicPr preferRelativeResize="0"/>
+                  </pic:nvPicPr>
+                  <pic:blipFill>
+                    <a:blip r:embed="rId11"/>
+                    <a:srcRect/>
+                    <a:stretch>
+                      <a:fillRect/>
+                    </a:stretch>
+                  </pic:blipFill>
+                  <pic:spPr>
+                    <a:xfrm>
+                      <a:off x="0" y="0"/>
+                      <a:ext cx="5397500" cy="5280025"/>
+                    </a:xfrm>
+                    <a:prstGeom prst="rect">
+                      <a:avLst/>
+                    </a:prstGeom>
+                    <a:ln/>
+                  </pic:spPr>
+                </pic:pic>
+              </a:graphicData>
+            </a:graphic>
+          </wp:anchor>
         </w:drawing>
       </w:r>
       <w:r>
         <w:br w:type="page"/>
       </w:r>
     </w:p>
-    <w:p ns2:paraId="02C5CAC2" ns2:textId="77777777"/>
-    <w:p ns2:paraId="7933C1B1" ns2:textId="77777777"/>
-    <w:p ns2:paraId="61C7AC21" ns2:textId="77777777">
+    <w:p>
       <w:pPr>
-        <w:rPr>
-          <w:rFonts w:ascii="Liberalisation sans narrow" w:eastAsia="Liberalisation sans narrow" w:hAnsi="Liberalisation sans narrow" w:cs="Liberalisation sans narrow"/>
-          <w:b/>
-          <w:bCs/>
-        </w:rPr>
-      </w:pPr>
-    </w:p>
-    <w:p ns2:paraId="442353E4" ns2:textId="77777777">
-      <w:pPr>
-        <w:keepLines/>
-        <w:spacing w:before="120" w:after="120" w:line="276" w:lineRule="auto"/>
-        <w:jc w:val="both"/>
-        <w:rPr>
-          <w:rFonts w:ascii="Liberalisation sans narrow" w:eastAsia="Liberalisation sans narrow" w:hAnsi="Liberalisation sans narrow" w:cs="Liberalisation sans narrow"/>
-        </w:rPr>
-      </w:pPr>
-      <w:r>
-        <w:br w:type="page"/>
-      </w:r>
-    </w:p>
-    <w:p ns2:paraId="1A562CDE" ns2:textId="77777777">
-      <w:pPr>
-        <w:keepLines/>
-        <w:spacing w:before="120" w:after="120" w:line="276" w:lineRule="auto"/>
-        <w:jc w:val="both"/>
-        <w:rPr>
-          <w:rFonts w:ascii="Liberalisation sans narrow" w:eastAsia="Liberalisation sans narrow" w:hAnsi="Liberalisation sans narrow" w:cs="Liberalisation sans narrow"/>
-        </w:rPr>
-      </w:pPr>
-    </w:p>
-    <w:p ns2:paraId="77040EB8" ns2:textId="77777777">
-      <w:pPr>
-        <w:keepLines/>
-        <w:spacing w:before="120" w:after="120" w:line="276" w:lineRule="auto"/>
-        <w:jc w:val="both"/>
-        <w:rPr>
-          <w:rFonts w:ascii="Liberalisation sans narrow" w:eastAsia="Liberalisation sans narrow" w:hAnsi="Liberalisation sans narrow" w:cs="Liberalisation sans narrow"/>
-        </w:rPr>
-      </w:pPr>
-    </w:p>
-    <w:p ns2:paraId="586DF882" ns2:textId="2ED357CA">
-      <w:pPr>
-        <w:pBdr>
-          <w:top w:val="nil"/>
-          <w:left w:val="nil"/>
-          <w:bottom w:val="nil"/>
-          <w:right w:val="nil"/>
-          <w:between w:val="nil"/>
-        </w:pBdr>
-        <w:tabs>
-          <w:tab w:val="left" w:pos="960"/>
-          <w:tab w:val="right" w:pos="8494"/>
-        </w:tabs>
-        <w:spacing w:after="100"/>
-        <w:ind w:left="220"/>
-        <w:rPr>
-          <w:color w:val="000000"/>
-          <w:sz w:val="24"/>
-          <w:szCs w:val="24"/>
-        </w:rPr>
-      </w:pPr>
-    </w:p>
-    <w:p ns2:paraId="0DE37DC7" ns2:textId="77777777">
-      <w:pPr>
-        <w:rPr>
-          <w:rFonts w:ascii="Liberalisation sans narrow" w:eastAsia="Liberalisation sans narrow" w:hAnsi="Liberalisation sans narrow" w:cs="Liberalisation sans narrow"/>
-          <w:color w:val="203441"/>
-        </w:rPr>
-      </w:pPr>
-      <w:r>
-        <w:br w:type="page"/>
-      </w:r>
-    </w:p>
-    <w:p ns2:paraId="6B5CFA01" ns2:textId="77777777">
-      <w:pPr>
-        <w:pStyle w:val="Ttulo1"/>
+        <w:pStyle w:val="Heading1"/>
+        <w:jc w:val="left"/>
       </w:pPr>
       <w:bookmarkStart w:id="0" w:name="_heading=h.33jjin156j5n" w:colFirst="0" w:colLast="0"/>
+      <w:bookmarkStart w:id="1" w:name="_Toc233976909"/>
       <w:bookmarkEnd w:id="0"/>
-    </w:p>
-    <w:p ns2:paraId="59508226" ns2:textId="44329DDB">
-      <w:pPr>
-        <w:rPr>
-          <w:rFonts w:ascii="Liberation sans narrow" w:eastAsia="Liberation sans narrow" w:hAnsi="Liberation sans narrow" w:cs="Liberation sans narrow"/>
-        </w:rPr>
-      </w:pPr>
-      <w:r>
-        <w:rPr>
-          <w:rFonts w:ascii="Liberation sans narrow" w:eastAsia="Liberation sans narrow" w:hAnsi="Liberation sans narrow" w:cs="Liberation sans narrow"/>
-          <w:color w:val="739A8A" w:themeColor="text1"/>
-          <w:szCs w:val="24"/>
-          <w:lang w:val="en-US"/>
-        </w:rPr>
-        <w:fldChar w:fldCharType="end"/>
-      </w:r>
-    </w:p>
-    <w:p ns2:paraId="546A9A3A" ns2:textId="7EA5DBCB"/>
-    <w:p ns2:paraId="0EBFC326" ns2:textId="77777777">
-      <w:pPr>
-        <w:rPr>
-          <w:rFonts w:ascii="Liberation sans narrow" w:eastAsia="Liberation sans narrow" w:hAnsi="Liberation sans narrow" w:cs="Liberation sans narrow"/>
-          <w:color w:val="203441"/>
-        </w:rPr>
-      </w:pPr>
-      <w:r>
-        <w:br w:type="page"/>
-      </w:r>
-    </w:p>
-    <w:p ns2:paraId="5C32CB1B" ns2:textId="0F8D2751">
-      <w:pPr>
-        <w:pStyle w:val="Ttulo1"/>
-        <w:jc w:val="left"/>
-      </w:pPr>
-      <w:bookmarkStart w:id="5" w:name="_Toc233976909"/>
       <w:r>
         <w:lastRenderedPageBreak/>
         <w:t>1. Qué hace el modelo</w:t>
       </w:r>
-      <w:bookmarkEnd w:id="5"/>
+      <w:bookmarkEnd w:id="1"/>
       <w:r>
         <w:br/>
       </w:r>
@@ -418,7 +308,7 @@
         <w:gridCol w:w="2800"/>
         <w:gridCol w:w="6560"/>
       </w:tblGrid>
-      <w:tr ns2:paraId="60A61DA1" ns2:textId="77777777">
+      <w:tr>
         <w:tc>
           <w:tcPr>
             <w:tcW w:w="2800" w:type="dxa"/>
@@ -436,7 +326,7 @@
               <w:right w:w="120" w:type="dxa"/>
             </w:tcMar>
           </w:tcPr>
-          <w:p ns2:paraId="23A6BFC6" ns2:textId="77777777">
+          <w:p>
             <w:r>
               <w:rPr>
                 <w:b/>
@@ -466,14 +356,14 @@
               <w:right w:w="120" w:type="dxa"/>
             </w:tcMar>
           </w:tcPr>
-          <w:p ns2:paraId="4F17D729" ns2:textId="77777777">
-            <w:r>
-              <w:t xml:space="preserve">Modelo de predicción semanal del índice MAPA de precios de protección fitosanitaria (sector vitivinícola, base 2020=100) a 16 semanas vista, mediante una red GRU (PyTorch, 2 capas, 64 unidades ocultas) que predice un residual sobre un baseline lineal de drift y reconstruye el precio en escala original. Es el artefacto y la evaluación oficialmente aprobados por el equipo de IA: en el test reportado, el GRU supera al baseline lineal de Drift.</w:t>
+          <w:p>
+            <w:r>
+              <w:t>Modelo de predicción semanal del índice MAPA de precios de protección fitosanitaria (sector vitivinícola, base 2020=100) a 16 semanas vista, mediante una red GRU (PyTorch, 2 capas, 64 unidades ocultas) que predice un residual sobre un baseline lineal de drift y reconstruye el precio en escala original. Es el artefacto y la evaluación oficialmente aprobados por el equipo de IA: en el test reportado, el GRU supera al baseline lineal de Drift.</w:t>
             </w:r>
           </w:p>
         </w:tc>
       </w:tr>
-      <w:tr ns2:paraId="2EFAE6D1" ns2:textId="77777777">
+      <w:tr>
         <w:tc>
           <w:tcPr>
             <w:tcW w:w="2800" w:type="dxa"/>
@@ -491,7 +381,7 @@
               <w:right w:w="120" w:type="dxa"/>
             </w:tcMar>
           </w:tcPr>
-          <w:p ns2:paraId="5FCB8C3E" ns2:textId="77777777">
+          <w:p>
             <w:r>
               <w:rPr>
                 <w:b/>
@@ -521,14 +411,14 @@
               <w:right w:w="120" w:type="dxa"/>
             </w:tcMar>
           </w:tcPr>
-          <w:p ns2:paraId="1ED00FCD" ns2:textId="77777777">
-            <w:r>
-              <w:t xml:space="preserve">Anticipar con 16 semanas de antelación la evolución del índice nacional de precios de protección fitosanitaria, para dar soporte a la planificación de compras y a la evaluación de riesgo de coste del sector vitivinícola. En la evaluación de test reportada por el equipo de IA, el modelo GRU mejora de forma clara sobre el baseline de tendencia simple (Drift) y sobre no hacer ningún cambio (Naive).</w:t>
+          <w:p>
+            <w:r>
+              <w:t>Anticipar con 16 semanas de antelación la evolución del índice nacional de precios de protección fitosanitaria, para dar soporte a la planificación de compras y a la evaluación de riesgo de coste del sector vitivinícola. En la evaluación de test reportada por el equipo de IA, el modelo GRU mejora de forma clara sobre el baseline de tendencia simple (Drift) y sobre no hacer ningún cambio (Naive).</w:t>
             </w:r>
           </w:p>
         </w:tc>
       </w:tr>
-      <w:tr ns2:paraId="3FD753A3" ns2:textId="77777777">
+      <w:tr>
         <w:tc>
           <w:tcPr>
             <w:tcW w:w="2800" w:type="dxa"/>
@@ -546,7 +436,7 @@
               <w:right w:w="120" w:type="dxa"/>
             </w:tcMar>
           </w:tcPr>
-          <w:p ns2:paraId="6A75B45E" ns2:textId="77777777">
+          <w:p>
             <w:r>
               <w:rPr>
                 <w:b/>
@@ -576,21 +466,24 @@
               <w:right w:w="120" w:type="dxa"/>
             </w:tcMar>
           </w:tcPr>
-          <w:p ns2:paraId="40956F30" ns2:textId="77777777">
-            <w:r>
-              <w:t xml:space="preserve">Modo predict inline y predict batch (idéntico cálculo, solo cambia el transporte del histórico — JSON o CSV): se aporta un histórico semanal continuo (frecuencia domingo, sin huecos ni duplicados) de al menos 24 semanas con 6 variables base (índice de protección fitosanitaria, carburantes, cobre, gas, petróleo Brent, tipo de cambio EUR/USD); el servicio deriva automáticamente las 39 features (estacionalidad, retardos de 4/8/12 semanas, medias móviles de 4/8 semanas, diferencia mensual) y devuelve el precio predicho a 16 semanas, el precio actual y el baseline de drift de referencia. También admite reentrenamiento por usuario (/train): con un histórico semanal propio repite el procedimiento del equipo de IA para la GRU y guarda el modelo resultante en MLflow, sin sustituir nunca el modelo base.</w:t>
+          <w:p>
+            <w:r>
+              <w:t xml:space="preserve">Modo predict inline y predict batch (idéntico cálculo, solo cambia el transporte del histórico — JSON o CSV): se aporta un histórico semanal continuo (frecuencia domingo, sin huecos ni duplicados) de al menos 24 semanas con 6 variables base (índice de protección fitosanitaria, carburantes, cobre, gas, petróleo Brent, tipo de cambio EUR/USD); el servicio deriva automáticamente las 39 features (estacionalidad, retardos de 4/8/12 semanas, medias móviles de 4/8 semanas, diferencia mensual) y devuelve el precio </w:t>
+            </w:r>
+            <w:r>
+              <w:t>predicho a 16 semanas, el precio actual y el baseline de drift de referencia. También admite reentrenamiento por usuario (/train): con un histórico semanal propio repite el procedimiento del equipo de IA para la GRU y guarda el modelo resultante en MLflow, sin sustituir nunca el modelo base.</w:t>
             </w:r>
           </w:p>
         </w:tc>
       </w:tr>
     </w:tbl>
-    <w:p ns2:paraId="42B06DD4" ns2:textId="5A91ADB2">
+    <w:p>
       <w:pPr>
-        <w:pStyle w:val="Descripcin"/>
+        <w:pStyle w:val="Caption"/>
         <w:jc w:val="center"/>
       </w:pPr>
-      <w:bookmarkStart w:id="6" w:name="_Toc233977245"/>
-      <w:bookmarkStart w:id="7" w:name="_Toc233977283"/>
+      <w:bookmarkStart w:id="2" w:name="_Toc233977245"/>
+      <w:bookmarkStart w:id="3" w:name="_Toc233977283"/>
       <w:r>
         <w:t xml:space="preserve">Tabla </w:t>
       </w:r>
@@ -605,38 +498,39 @@
       <w:r>
         <w:t xml:space="preserve"> Descripción general del modelo</w:t>
       </w:r>
-      <w:bookmarkEnd w:id="6"/>
-      <w:bookmarkEnd w:id="7"/>
+      <w:bookmarkEnd w:id="2"/>
+      <w:bookmarkEnd w:id="3"/>
     </w:p>
-    <w:p ns2:paraId="05724126" ns2:textId="77777777">
+    <w:p>
       <w:pPr>
         <w:jc w:val="both"/>
       </w:pPr>
       <w:r>
-        <w:t xml:space="preserve">El modelo no predice precios por Comunidad Autónoma ni por explotación individual, solo el índice nacional. No explica por sí mismo la causa de la subida o bajada prevista, ni incorpora eventos futuros conocidos (cambios regulatorios, roturas de stock) que no estén ya reflejados en la tendencia histórica.</w:t>
+        <w:t>El modelo no predice precios por Comunidad Autónoma ni por explotación individual, solo el índice nacional. No explica por sí mismo la causa de la subida o bajada prevista, ni incorpora eventos futuros conocidos (cambios regulatorios, roturas de stock) que no estén ya reflejados en la tendencia histórica.</w:t>
       </w:r>
     </w:p>
-    <w:p ns2:paraId="0B3A0E33" ns2:textId="77777777"/>
-    <w:p ns2:paraId="4D3F6144" ns2:textId="77777777">
+    <w:p/>
+    <w:p>
       <w:pPr>
-        <w:pStyle w:val="Ttulo1"/>
+        <w:pStyle w:val="Heading1"/>
         <w:jc w:val="left"/>
       </w:pPr>
-      <w:bookmarkStart w:id="8" w:name="_Toc233976910"/>
+      <w:bookmarkStart w:id="4" w:name="_Toc233976910"/>
       <w:r>
+        <w:lastRenderedPageBreak/>
         <w:t>2. Qué necesito darle (entradas)</w:t>
       </w:r>
-      <w:bookmarkEnd w:id="8"/>
+      <w:bookmarkEnd w:id="4"/>
     </w:p>
-    <w:p ns2:paraId="5D23DC51" ns2:textId="43C7F867">
+    <w:p>
       <w:pPr>
         <w:jc w:val="both"/>
       </w:pPr>
       <w:r>
-        <w:t xml:space="preserve">Los datos de entrada son índices y precios ya procesados de fuentes oficiales (MAPA para el índice de protección fitosanitaria y carburantes; FRED/IMF/EIA para cobre, gas, petróleo y tipo de cambio), agregados a frecuencia semanal — no son mediciones directas de sensor ni formularios rellenados por el usuario final.</w:t>
+        <w:t>Los datos de entrada son índices y precios ya procesados de fuentes oficiales (MAPA para el índice de protección fitosanitaria y carburantes; FRED/IMF/EIA para cobre, gas, petróleo y tipo de cambio), agregados a frecuencia semanal — no son mediciones directas de sensor ni formularios rellenados por el usuario final.</w:t>
       </w:r>
     </w:p>
-    <w:p ns2:paraId="6D2C7225" ns2:textId="77777777"/>
+    <w:p/>
     <w:tbl>
       <w:tblPr>
         <w:tblStyle w:val="a0"/>
@@ -656,7 +550,7 @@
         <w:gridCol w:w="3884"/>
         <w:gridCol w:w="5476"/>
       </w:tblGrid>
-      <w:tr ns2:paraId="6C80E726" ns2:textId="77777777">
+      <w:tr>
         <w:trPr>
           <w:tblHeader/>
         </w:trPr>
@@ -677,7 +571,7 @@
               <w:right w:w="120" w:type="dxa"/>
             </w:tcMar>
           </w:tcPr>
-          <w:p ns2:paraId="13834406" ns2:textId="77777777">
+          <w:p>
             <w:r>
               <w:rPr>
                 <w:b/>
@@ -707,7 +601,7 @@
               <w:right w:w="120" w:type="dxa"/>
             </w:tcMar>
           </w:tcPr>
-          <w:p ns2:paraId="2DD5573F" ns2:textId="77777777">
+          <w:p>
             <w:r>
               <w:rPr>
                 <w:b/>
@@ -721,7 +615,7 @@
           </w:p>
         </w:tc>
       </w:tr>
-      <w:tr ns2:paraId="39E09196" ns2:textId="77777777">
+      <w:tr>
         <w:tc>
           <w:tcPr>
             <w:tcW w:w="2167" w:type="dxa"/>
@@ -739,9 +633,9 @@
               <w:right w:w="120" w:type="dxa"/>
             </w:tcMar>
           </w:tcPr>
-          <w:p ns2:paraId="02741774" ns2:textId="77777777">
-            <w:r>
-              <w:t xml:space="preserve">rows (histórico semanal, mínimo 24 filas)</w:t>
+          <w:p>
+            <w:r>
+              <w:t>rows (histórico semanal, mínimo 24 filas)</w:t>
             </w:r>
           </w:p>
         </w:tc>
@@ -762,14 +656,14 @@
               <w:right w:w="120" w:type="dxa"/>
             </w:tcMar>
           </w:tcPr>
-          <w:p ns2:paraId="3AB481B3" ns2:textId="77777777">
-            <w:r>
-              <w:t xml:space="preserve">Cada fila: date (YYYY-MM-DD, domingo), PROTECCION_FITO, CARBURANTES, COPPER_EUR_TON, GAS_EUR_MMBTU, COIL_EUR_BARRIL, DEXUSEU — todas índices/precios base 2020=100 o unidad de mercado (EUR/tonelada, EUR/MMBtu, EUR/barril, USD/EUR)</w:t>
+          <w:p>
+            <w:r>
+              <w:t>Cada fila: date (YYYY-MM-DD, domingo), PROTECCION_FITO, CARBURANTES, COPPER_EUR_TON, GAS_EUR_MMBTU, COIL_EUR_BARRIL, DEXUSEU — todas índices/precios base 2020=100 o unidad de mercado (EUR/tonelada, EUR/MMBtu, EUR/barril, USD/EUR)</w:t>
             </w:r>
           </w:p>
         </w:tc>
       </w:tr>
-      <w:tr ns2:paraId="39E09196" ns2:textId="77777777">
+      <w:tr>
         <w:tc>
           <w:tcPr>
             <w:tcW w:w="2167" w:type="dxa"/>
@@ -787,9 +681,17 @@
               <w:right w:w="120" w:type="dxa"/>
             </w:tcMar>
           </w:tcPr>
-          <w:p ns2:paraId="02741774" ns2:textId="77777777">
-            <w:r>
-              <w:t xml:space="preserve">MONTH, MONTH_SIN, MONTH_COS, *_LAG_{4,8,12}, *_MA_{4,8}, *_DIFF_MONTH (39 features totales)</w:t>
+          <w:p>
+            <w:pPr>
+              <w:rPr>
+                <w:lang w:val="en-US"/>
+              </w:rPr>
+            </w:pPr>
+            <w:r>
+              <w:rPr>
+                <w:lang w:val="en-US"/>
+              </w:rPr>
+              <w:t>MONTH, MONTH_SIN, MONTH_COS, *_LAG_{4,8,12}, *_MA_{4,8}, *_DIFF_MONTH (39 features totales)</w:t>
             </w:r>
           </w:p>
         </w:tc>
@@ -810,21 +712,21 @@
               <w:right w:w="120" w:type="dxa"/>
             </w:tcMar>
           </w:tcPr>
-          <w:p ns2:paraId="3AB481B3" ns2:textId="77777777">
-            <w:r>
-              <w:t xml:space="preserve">Variables derivadas automáticamente del histórico aportado (estacionalidad, retardos autorregresivos, medias móviles, diferencia mensual) — nunca se piden al cliente</w:t>
+          <w:p>
+            <w:r>
+              <w:t>Variables derivadas automáticamente del histórico aportado (estacionalidad, retardos autorregresivos, medias móviles, diferencia mensual) — nunca se piden al cliente</w:t>
             </w:r>
           </w:p>
         </w:tc>
       </w:tr>
     </w:tbl>
-    <w:p ns2:paraId="7ADAB195" ns2:textId="6B2EA1F7">
+    <w:p>
       <w:pPr>
-        <w:pStyle w:val="Descripcin"/>
+        <w:pStyle w:val="Caption"/>
         <w:jc w:val="center"/>
       </w:pPr>
-      <w:bookmarkStart w:id="9" w:name="_Toc233977246"/>
-      <w:bookmarkStart w:id="10" w:name="_Toc233977284"/>
+      <w:bookmarkStart w:id="5" w:name="_Toc233977246"/>
+      <w:bookmarkStart w:id="6" w:name="_Toc233977284"/>
       <w:r>
         <w:t xml:space="preserve">Tabla </w:t>
       </w:r>
@@ -839,20 +741,20 @@
       <w:r>
         <w:t xml:space="preserve"> Campos de entrada (inputs)</w:t>
       </w:r>
-      <w:bookmarkEnd w:id="9"/>
-      <w:bookmarkEnd w:id="10"/>
+      <w:bookmarkEnd w:id="5"/>
+      <w:bookmarkEnd w:id="6"/>
     </w:p>
-    <w:p ns2:paraId="2D75DAE3" ns2:textId="77777777"/>
-    <w:p ns2:paraId="1D5B0A63" ns2:textId="77777777">
+    <w:p/>
+    <w:p>
       <w:pPr>
-        <w:pStyle w:val="Ttulo1"/>
+        <w:pStyle w:val="Heading1"/>
         <w:jc w:val="left"/>
       </w:pPr>
-      <w:bookmarkStart w:id="11" w:name="_Toc233976911"/>
+      <w:bookmarkStart w:id="7" w:name="_Toc233976911"/>
       <w:r>
         <w:t>3. Qué me devuelve (salidas)</w:t>
       </w:r>
-      <w:bookmarkEnd w:id="11"/>
+      <w:bookmarkEnd w:id="7"/>
     </w:p>
     <w:tbl>
       <w:tblPr>
@@ -874,7 +776,7 @@
         <w:gridCol w:w="3510"/>
         <w:gridCol w:w="2633"/>
       </w:tblGrid>
-      <w:tr ns2:paraId="30598A3A" ns2:textId="77777777">
+      <w:tr>
         <w:trPr>
           <w:tblHeader/>
         </w:trPr>
@@ -895,7 +797,7 @@
               <w:right w:w="120" w:type="dxa"/>
             </w:tcMar>
           </w:tcPr>
-          <w:p ns2:paraId="48AA3C39" ns2:textId="77777777">
+          <w:p>
             <w:r>
               <w:rPr>
                 <w:b/>
@@ -925,7 +827,7 @@
               <w:right w:w="120" w:type="dxa"/>
             </w:tcMar>
           </w:tcPr>
-          <w:p ns2:paraId="45D542C1" ns2:textId="77777777">
+          <w:p>
             <w:r>
               <w:rPr>
                 <w:b/>
@@ -955,7 +857,7 @@
               <w:right w:w="120" w:type="dxa"/>
             </w:tcMar>
           </w:tcPr>
-          <w:p ns2:paraId="216EBD1B" ns2:textId="77777777">
+          <w:p>
             <w:r>
               <w:rPr>
                 <w:b/>
@@ -969,7 +871,7 @@
           </w:p>
         </w:tc>
       </w:tr>
-      <w:tr ns2:paraId="0BD31A91" ns2:textId="77777777">
+      <w:tr>
         <w:tc>
           <w:tcPr>
             <w:tcW w:w="2200" w:type="dxa"/>
@@ -987,9 +889,9 @@
               <w:right w:w="120" w:type="dxa"/>
             </w:tcMar>
           </w:tcPr>
-          <w:p ns2:paraId="2CD654FD" ns2:textId="77777777">
-            <w:r>
-              <w:t xml:space="preserve">predicted_price</w:t>
+          <w:p>
+            <w:r>
+              <w:t>predicted_price</w:t>
             </w:r>
           </w:p>
         </w:tc>
@@ -1010,9 +912,9 @@
               <w:right w:w="120" w:type="dxa"/>
             </w:tcMar>
           </w:tcPr>
-          <w:p ns2:paraId="35872DC0" ns2:textId="77777777">
-            <w:r>
-              <w:t xml:space="preserve">PROTECCION_FITO predicho a 16 semanas vista</w:t>
+          <w:p>
+            <w:r>
+              <w:t>PROTECCION_FITO predicho a 16 semanas vista</w:t>
             </w:r>
           </w:p>
         </w:tc>
@@ -1033,14 +935,14 @@
               <w:right w:w="120" w:type="dxa"/>
             </w:tcMar>
           </w:tcPr>
-          <w:p ns2:paraId="1DF2EF4D" ns2:textId="77777777">
-            <w:r>
-              <w:t xml:space="preserve">valor esperado del índice nacional dentro de 16 semanas; comparar con current_price y drift_baseline</w:t>
+          <w:p>
+            <w:r>
+              <w:t>valor esperado del índice nacional dentro de 16 semanas; comparar con current_price y drift_baseline</w:t>
             </w:r>
           </w:p>
         </w:tc>
       </w:tr>
-      <w:tr ns2:paraId="0BD31A91" ns2:textId="77777777">
+      <w:tr>
         <w:tc>
           <w:tcPr>
             <w:tcW w:w="2200" w:type="dxa"/>
@@ -1058,9 +960,9 @@
               <w:right w:w="120" w:type="dxa"/>
             </w:tcMar>
           </w:tcPr>
-          <w:p ns2:paraId="2CD654FD" ns2:textId="77777777">
-            <w:r>
-              <w:t xml:space="preserve">current_price</w:t>
+          <w:p>
+            <w:r>
+              <w:t>current_price</w:t>
             </w:r>
           </w:p>
         </w:tc>
@@ -1081,9 +983,9 @@
               <w:right w:w="120" w:type="dxa"/>
             </w:tcMar>
           </w:tcPr>
-          <w:p ns2:paraId="35872DC0" ns2:textId="77777777">
-            <w:r>
-              <w:t xml:space="preserve">PROTECCION_FITO de la última fila del histórico aportado</w:t>
+          <w:p>
+            <w:r>
+              <w:t>PROTECCION_FITO de la última fila del histórico aportado</w:t>
             </w:r>
           </w:p>
         </w:tc>
@@ -1104,14 +1006,14 @@
               <w:right w:w="120" w:type="dxa"/>
             </w:tcMar>
           </w:tcPr>
-          <w:p ns2:paraId="1DF2EF4D" ns2:textId="77777777">
-            <w:r>
-              <w:t xml:space="preserve">ancla de referencia inmediata</w:t>
+          <w:p>
+            <w:r>
+              <w:t>ancla de referencia inmediata</w:t>
             </w:r>
           </w:p>
         </w:tc>
       </w:tr>
-      <w:tr ns2:paraId="0BD31A91" ns2:textId="77777777">
+      <w:tr>
         <w:tc>
           <w:tcPr>
             <w:tcW w:w="2200" w:type="dxa"/>
@@ -1129,9 +1031,9 @@
               <w:right w:w="120" w:type="dxa"/>
             </w:tcMar>
           </w:tcPr>
-          <w:p ns2:paraId="2CD654FD" ns2:textId="77777777">
-            <w:r>
-              <w:t xml:space="preserve">drift_baseline</w:t>
+          <w:p>
+            <w:r>
+              <w:t>drift_baseline</w:t>
             </w:r>
           </w:p>
         </w:tc>
@@ -1152,9 +1054,13 @@
               <w:right w:w="120" w:type="dxa"/>
             </w:tcMar>
           </w:tcPr>
-          <w:p ns2:paraId="35872DC0" ns2:textId="77777777">
-            <w:r>
-              <w:t xml:space="preserve">Baseline lineal simple (extrapolación de la tendencia mensual reciente) — la referencia frente a la que el GRU sí mejora en el test reportado</w:t>
+          <w:p>
+            <w:r>
+              <w:t xml:space="preserve">Baseline lineal simple (extrapolación de la tendencia mensual reciente) — la referencia frente a la que el </w:t>
+            </w:r>
+            <w:r>
+              <w:lastRenderedPageBreak/>
+              <w:t>GRU sí mejora en el test reportado</w:t>
             </w:r>
           </w:p>
         </w:tc>
@@ -1175,14 +1081,19 @@
               <w:right w:w="120" w:type="dxa"/>
             </w:tcMar>
           </w:tcPr>
-          <w:p ns2:paraId="1DF2EF4D" ns2:textId="77777777">
-            <w:r>
-              <w:t xml:space="preserve">la diferencia entre predicted_price y drift_baseline es la corrección que aporta el modelo aprendido sobre la simple extrapolación de tendencia</w:t>
+          <w:p>
+            <w:r>
+              <w:lastRenderedPageBreak/>
+              <w:t xml:space="preserve">la diferencia entre predicted_price y drift_baseline es la corrección que aporta el modelo aprendido </w:t>
+            </w:r>
+            <w:r>
+              <w:lastRenderedPageBreak/>
+              <w:t>sobre la simple extrapolación de tendencia</w:t>
             </w:r>
           </w:p>
         </w:tc>
       </w:tr>
-      <w:tr ns2:paraId="0BD31A91" ns2:textId="77777777">
+      <w:tr>
         <w:tc>
           <w:tcPr>
             <w:tcW w:w="2200" w:type="dxa"/>
@@ -1200,9 +1111,17 @@
               <w:right w:w="120" w:type="dxa"/>
             </w:tcMar>
           </w:tcPr>
-          <w:p ns2:paraId="2CD654FD" ns2:textId="77777777">
-            <w:r>
-              <w:t xml:space="preserve">horizon_weeks / last_observed_date / prediction_date</w:t>
+          <w:p>
+            <w:pPr>
+              <w:rPr>
+                <w:lang w:val="en-US"/>
+              </w:rPr>
+            </w:pPr>
+            <w:r>
+              <w:rPr>
+                <w:lang w:val="en-US"/>
+              </w:rPr>
+              <w:t>horizon_weeks / last_observed_date / prediction_date</w:t>
             </w:r>
           </w:p>
         </w:tc>
@@ -1223,9 +1142,9 @@
               <w:right w:w="120" w:type="dxa"/>
             </w:tcMar>
           </w:tcPr>
-          <w:p ns2:paraId="35872DC0" ns2:textId="77777777">
-            <w:r>
-              <w:t xml:space="preserve">Horizonte (siempre 16), última fecha del histórico y fecha objetivo de la predicción (last_observed_date + 16 semanas)</w:t>
+          <w:p>
+            <w:r>
+              <w:t>Horizonte (siempre 16), última fecha del histórico y fecha objetivo de la predicción (last_observed_date + 16 semanas)</w:t>
             </w:r>
           </w:p>
         </w:tc>
@@ -1246,14 +1165,14 @@
               <w:right w:w="120" w:type="dxa"/>
             </w:tcMar>
           </w:tcPr>
-          <w:p ns2:paraId="1DF2EF4D" ns2:textId="77777777">
-            <w:r>
-              <w:t xml:space="preserve">prediction_date es la fecha a la que se refiere predicted_price, no la fecha de ejecución</w:t>
+          <w:p>
+            <w:r>
+              <w:t>prediction_date es la fecha a la que se refiere predicted_price, no la fecha de ejecución</w:t>
             </w:r>
           </w:p>
         </w:tc>
       </w:tr>
-      <w:tr ns2:paraId="0BD31A91" ns2:textId="77777777">
+      <w:tr>
         <w:tc>
           <w:tcPr>
             <w:tcW w:w="2200" w:type="dxa"/>
@@ -1271,9 +1190,9 @@
               <w:right w:w="120" w:type="dxa"/>
             </w:tcMar>
           </w:tcPr>
-          <w:p ns2:paraId="2CD654FD" ns2:textId="77777777">
-            <w:r>
-              <w:t xml:space="preserve">gap_warning</w:t>
+          <w:p>
+            <w:r>
+              <w:t>gap_warning</w:t>
             </w:r>
           </w:p>
         </w:tc>
@@ -1294,9 +1213,9 @@
               <w:right w:w="120" w:type="dxa"/>
             </w:tcMar>
           </w:tcPr>
-          <w:p ns2:paraId="35872DC0" ns2:textId="77777777">
-            <w:r>
-              <w:t xml:space="preserve">Aviso si el histórico aportado está desactualizado respecto a la fecha de ejecución</w:t>
+          <w:p>
+            <w:r>
+              <w:t>Aviso si el histórico aportado está desactualizado respecto a la fecha de ejecución</w:t>
             </w:r>
           </w:p>
         </w:tc>
@@ -1317,21 +1236,21 @@
               <w:right w:w="120" w:type="dxa"/>
             </w:tcMar>
           </w:tcPr>
-          <w:p ns2:paraId="1DF2EF4D" ns2:textId="77777777">
-            <w:r>
-              <w:t xml:space="preserve">si no es null, la predicción se basa en datos que ya no reflejan la semana actual</w:t>
+          <w:p>
+            <w:r>
+              <w:t>si no es null, la predicción se basa en datos que ya no reflejan la semana actual</w:t>
             </w:r>
           </w:p>
         </w:tc>
       </w:tr>
     </w:tbl>
-    <w:p ns2:paraId="550B7902" ns2:textId="22FA894B">
+    <w:p>
       <w:pPr>
-        <w:pStyle w:val="Descripcin"/>
+        <w:pStyle w:val="Caption"/>
         <w:jc w:val="center"/>
       </w:pPr>
-      <w:bookmarkStart w:id="12" w:name="_Toc233977247"/>
-      <w:bookmarkStart w:id="13" w:name="_Toc233977285"/>
+      <w:bookmarkStart w:id="8" w:name="_Toc233977247"/>
+      <w:bookmarkStart w:id="9" w:name="_Toc233977285"/>
       <w:r>
         <w:t xml:space="preserve">Tabla </w:t>
       </w:r>
@@ -1346,129 +1265,129 @@
       <w:r>
         <w:t xml:space="preserve"> Campos de salida (outputs)</w:t>
       </w:r>
-      <w:bookmarkEnd w:id="12"/>
-      <w:bookmarkEnd w:id="13"/>
+      <w:bookmarkEnd w:id="8"/>
+      <w:bookmarkEnd w:id="9"/>
     </w:p>
-    <w:p ns2:paraId="342E22E9" ns2:textId="77777777">
+    <w:p>
       <w:pPr>
-        <w:pStyle w:val="Ttulo1"/>
+        <w:pStyle w:val="Heading1"/>
         <w:jc w:val="left"/>
       </w:pPr>
-      <w:bookmarkStart w:id="14" w:name="_Toc233976912"/>
+      <w:bookmarkStart w:id="10" w:name="_Toc233976912"/>
       <w:r>
         <w:t>4. Cómo leo el resultado</w:t>
       </w:r>
-      <w:bookmarkEnd w:id="14"/>
+      <w:bookmarkEnd w:id="10"/>
     </w:p>
-    <w:p ns2:paraId="68FE0EAC" ns2:textId="77777777">
+    <w:p>
       <w:pPr>
         <w:jc w:val="both"/>
       </w:pPr>
       <w:r>
-        <w:t xml:space="preserve">Si el sistema recibe un histórico cuya última semana tiene un índice de 125,0 y predice 121,4 para 16 semanas después, mientras que el baseline de tendencia simple (drift_baseline) apuntaba a 117,7, la diferencia entre predicted_price y drift_baseline (3,7 puntos) es la corrección que aporta el modelo aprendido sobre limitarse a extrapolar la tendencia — una corrección que, según la evaluación de test, mejora la precisión frente a esa tendencia simple.</w:t>
+        <w:t>Si el sistema recibe un histórico cuya última semana tiene un índice de 125,0 y predice 121,4 para 16 semanas después, mientras que el baseline de tendencia simple (drift_baseline) apuntaba a 117,7, la diferencia entre predicted_price y drift_baseline (3,7 puntos) es la corrección que aporta el modelo aprendido sobre limitarse a extrapolar la tendencia — una corrección que, según la evaluación de test, mejora la precisión frente a esa tendencia simple.</w:t>
       </w:r>
     </w:p>
-    <w:p ns2:paraId="7585C801" ns2:textId="77777777">
+    <w:p>
       <w:pPr>
         <w:jc w:val="both"/>
       </w:pPr>
     </w:p>
-    <w:p ns2:paraId="2856C14E" ns2:textId="77777777">
+    <w:p>
       <w:pPr>
         <w:jc w:val="both"/>
       </w:pPr>
       <w:r>
-        <w:t xml:space="preserve">En la evaluación de test reportada (211 semanas), el modelo se equivoca de media unos 1,70 puntos de índice — menos que extrapolar simplemente la tendencia reciente sin ningún modelo aprendido (esa alternativa se equivoca de media 1,94 puntos). Es decir: el modelo aprendido sí aporta una mejora de precisión medible frente a la regla simple, con una exactitud direccional (acertar si sube o baja) del 77,7%.</w:t>
+        <w:t>En la evaluación de test reportada (211 semanas), el modelo se equivoca de media unos 1,70 puntos de índice — menos que extrapolar simplemente la tendencia reciente sin ningún modelo aprendido (esa alternativa se equivoca de media 1,94 puntos). Es decir: el modelo aprendido sí aporta una mejora de precisión medible frente a la regla simple, con una exactitud direccional (acertar si sube o baja) del 77,7%.</w:t>
       </w:r>
     </w:p>
-    <w:p ns2:paraId="23429964" ns2:textId="77777777"/>
-    <w:p ns2:paraId="4D0352D1" ns2:textId="77777777">
+    <w:p/>
+    <w:p>
       <w:pPr>
-        <w:pStyle w:val="Ttulo1"/>
+        <w:pStyle w:val="Heading1"/>
         <w:jc w:val="left"/>
       </w:pPr>
-      <w:bookmarkStart w:id="15" w:name="_Toc233976913"/>
+      <w:bookmarkStart w:id="11" w:name="_Toc233976913"/>
       <w:r>
         <w:t>5. Cuándo debo revisar manualmente</w:t>
       </w:r>
-      <w:bookmarkEnd w:id="15"/>
+      <w:bookmarkEnd w:id="11"/>
     </w:p>
-    <w:p ns2:paraId="2053022C" ns2:textId="77777777">
+    <w:p>
       <w:r>
-        <w:t xml:space="preserve">•  Predicciones emitidas en periodos de shock de mercado, cambio regulatorio o geopolítico repentino en insumos agroquímicos — el modelo aprende de la dinámica histórica y no anticipa rupturas de esa dinámica.</w:t>
+        <w:t>•  Predicciones emitidas en periodos de shock de mercado, cambio regulatorio o geopolítico repentino en insumos agroquímicos — el modelo aprende de la dinámica histórica y no anticipa rupturas de esa dinámica.</w:t>
       </w:r>
     </w:p>
-    <w:p ns2:paraId="2053022C" ns2:textId="77777777">
+    <w:p>
       <w:r>
-        <w:t xml:space="preserve">•  Cualquier histórico aportado con gap_warning distinto de null — indica que los datos de entrada ya están desactualizados respecto a la fecha de ejecución.</w:t>
+        <w:lastRenderedPageBreak/>
+        <w:t>•  Cualquier histórico aportado con gap_warning distinto de null — indica que los datos de entrada ya están desactualizados respecto a la fecha de ejecución.</w:t>
       </w:r>
     </w:p>
-    <w:p ns2:paraId="2053022C" ns2:textId="77777777">
+    <w:p>
       <w:r>
-        <w:t xml:space="preserve">•  Predicciones fuera del rango histórico de entrenamiento (2005-2025) — son extrapolaciones no validadas.</w:t>
+        <w:t>•  Predicciones fuera del rango histórico de entrenamiento (2005-2025) — son extrapolaciones no validadas.</w:t>
       </w:r>
     </w:p>
-    <w:p ns2:paraId="04A0CF39" ns2:textId="77777777"/>
-    <w:p ns2:paraId="283A7D53" ns2:textId="77777777">
+    <w:p/>
+    <w:p>
       <w:pPr>
-        <w:pStyle w:val="Ttulo1"/>
+        <w:pStyle w:val="Heading1"/>
         <w:jc w:val="left"/>
       </w:pPr>
-      <w:bookmarkStart w:id="16" w:name="_Toc233976914"/>
+      <w:bookmarkStart w:id="12" w:name="_Toc233976914"/>
       <w:r>
-        <w:lastRenderedPageBreak/>
         <w:t>6. Qué no hace el modelo</w:t>
       </w:r>
-      <w:bookmarkEnd w:id="16"/>
+      <w:bookmarkEnd w:id="12"/>
     </w:p>
-    <w:p ns2:paraId="36E72011" ns2:textId="77777777">
+    <w:p>
       <w:r>
-        <w:t xml:space="preserve">•  No sustituye el criterio experto de compras, y menos aún ante episodios de mercado extraordinarios.</w:t>
+        <w:t>•  No sustituye el criterio experto de compras, y menos aún ante episodios de mercado extraordinarios.</w:t>
       </w:r>
     </w:p>
-    <w:p ns2:paraId="36E72011" ns2:textId="77777777">
+    <w:p>
       <w:r>
-        <w:t xml:space="preserve">•  No predice precios oficiales por Comunidad Autónoma ni por explotación — solo el índice nacional.</w:t>
+        <w:t>•  No predice precios oficiales por Comunidad Autónoma ni por explotación — solo el índice nacional.</w:t>
       </w:r>
     </w:p>
-    <w:p ns2:paraId="36E72011" ns2:textId="77777777">
+    <w:p>
       <w:r>
-        <w:t xml:space="preserve">•  No sustituye automáticamente el modelo base al reentrenar: el modelo reentrenado solo se usa si se indica su run de MLflow.</w:t>
+        <w:t>•  No sustituye automáticamente el modelo base al reentrenar: el modelo reentrenado solo se usa si se indica su run de MLflow.</w:t>
       </w:r>
     </w:p>
-    <w:p ns2:paraId="36E72011" ns2:textId="77777777">
+    <w:p>
       <w:r>
-        <w:t xml:space="preserve">•  No garantiza que el precio real coincida con la predicción; es una estimación con margen de error medido, no un compromiso.</w:t>
+        <w:t>•  No garantiza que el precio real coincida con la predicción; es una estimación con margen de error medido, no un compromiso.</w:t>
       </w:r>
     </w:p>
-    <w:p ns2:paraId="3A0ADEDC" ns2:textId="77777777"/>
-    <w:p ns2:paraId="4E1464CE" ns2:textId="77777777">
+    <w:p/>
+    <w:p>
       <w:pPr>
-        <w:pStyle w:val="Ttulo1"/>
+        <w:pStyle w:val="Heading1"/>
         <w:jc w:val="left"/>
       </w:pPr>
-      <w:bookmarkStart w:id="17" w:name="_Toc233976915"/>
+      <w:bookmarkStart w:id="13" w:name="_Toc233976915"/>
       <w:r>
         <w:t>7. Puede equivocarse</w:t>
       </w:r>
-      <w:bookmarkEnd w:id="17"/>
+      <w:bookmarkEnd w:id="13"/>
     </w:p>
-    <w:p ns2:paraId="7F6C063A" ns2:textId="77777777">
+    <w:p>
       <w:r>
-        <w:t xml:space="preserve">Sí. En la evaluación de test reportada se equivoca de media unos 1,70 puntos de índice (MAPE 1,39%), una mejora clara frente a extrapolar simplemente la tendencia reciente, con un 77,7% de acierto direccional. Debe usarse como apoyo a la planificación de compras y a la evaluación de riesgo, nunca como sustituto del criterio experto ante cambios bruscos del mercado, shocks regulatorios o fallos en la actualización de las fuentes de datos.</w:t>
+        <w:t>Sí. En la evaluación de test reportada se equivoca de media unos 1,70 puntos de índice (MAPE 1,39%), una mejora clara frente a extrapolar simplemente la tendencia reciente, con un 77,7% de acierto direccional. Debe usarse como apoyo a la planificación de compras y a la evaluación de riesgo, nunca como sustituto del criterio experto ante cambios bruscos del mercado, shocks regulatorios o fallos en la actualización de las fuentes de datos.</w:t>
       </w:r>
     </w:p>
-    <w:p ns2:paraId="6E37E5A4" ns2:textId="77777777"/>
-    <w:p ns2:paraId="7171A71B" ns2:textId="77777777">
+    <w:p/>
+    <w:p>
       <w:pPr>
-        <w:pStyle w:val="Ttulo1"/>
+        <w:pStyle w:val="Heading1"/>
         <w:jc w:val="left"/>
       </w:pPr>
-      <w:bookmarkStart w:id="18" w:name="_Toc233976916"/>
+      <w:bookmarkStart w:id="14" w:name="_Toc233976916"/>
       <w:r>
-        <w:t xml:space="preserve">8. KPIs del modelo</w:t>
+        <w:t>8. KPIs del modelo</w:t>
       </w:r>
-      <w:bookmarkEnd w:id="18"/>
+      <w:bookmarkEnd w:id="14"/>
     </w:p>
     <w:tbl>
       <w:tblPr>
@@ -1490,7 +1409,7 @@
         <w:gridCol w:w="3280"/>
         <w:gridCol w:w="3280"/>
       </w:tblGrid>
-      <w:tr ns2:paraId="722801F3" ns2:textId="77777777">
+      <w:tr>
         <w:trPr>
           <w:tblHeader/>
         </w:trPr>
@@ -1511,7 +1430,7 @@
               <w:right w:w="120" w:type="dxa"/>
             </w:tcMar>
           </w:tcPr>
-          <w:p ns2:paraId="3024B19E" ns2:textId="77777777">
+          <w:p>
             <w:r>
               <w:rPr>
                 <w:b/>
@@ -1541,7 +1460,7 @@
               <w:right w:w="120" w:type="dxa"/>
             </w:tcMar>
           </w:tcPr>
-          <w:p ns2:paraId="0ABEC927" ns2:textId="77777777">
+          <w:p>
             <w:r>
               <w:rPr>
                 <w:b/>
@@ -1571,7 +1490,7 @@
               <w:right w:w="120" w:type="dxa"/>
             </w:tcMar>
           </w:tcPr>
-          <w:p ns2:paraId="54378CF9" ns2:textId="77777777">
+          <w:p>
             <w:r>
               <w:rPr>
                 <w:b/>
@@ -1585,7 +1504,7 @@
           </w:p>
         </w:tc>
       </w:tr>
-      <w:tr ns2:paraId="5DE6C9F2" ns2:textId="77777777">
+      <w:tr>
         <w:tc>
           <w:tcPr>
             <w:tcW w:w="2800" w:type="dxa"/>
@@ -1603,9 +1522,9 @@
               <w:right w:w="120" w:type="dxa"/>
             </w:tcMar>
           </w:tcPr>
-          <w:p ns2:paraId="1D8670CB" ns2:textId="77777777">
-            <w:r>
-              <w:t xml:space="preserve">Criterio de aceptación del proyecto: RMSE del modelo seleccionado &lt; RMSE del baseline de Drift, en test</w:t>
+          <w:p>
+            <w:r>
+              <w:t>Criterio de aceptación del proyecto: RMSE del modelo seleccionado &lt; RMSE del baseline de Drift, en test</w:t>
             </w:r>
           </w:p>
         </w:tc>
@@ -1626,9 +1545,9 @@
               <w:right w:w="120" w:type="dxa"/>
             </w:tcMar>
           </w:tcPr>
-          <w:p ns2:paraId="49A1DCB5" ns2:textId="77777777">
-            <w:r>
-              <w:t xml:space="preserve">RMSE_GRU &lt; RMSE_Drift</w:t>
+          <w:p>
+            <w:r>
+              <w:t>RMSE_GRU &lt; RMSE_Drift</w:t>
             </w:r>
           </w:p>
         </w:tc>
@@ -1649,14 +1568,14 @@
               <w:right w:w="120" w:type="dxa"/>
             </w:tcMar>
           </w:tcPr>
-          <w:p ns2:paraId="619CF819" ns2:textId="77777777">
-            <w:r>
-              <w:t xml:space="preserve">CUMPLE. RMSE GRU=2,2873 frente a RMSE Drift=2,5406 -- una mejora del 10,0%.</w:t>
+          <w:p>
+            <w:r>
+              <w:t>CUMPLE. RMSE GRU=2,2873 frente a RMSE Drift=2,5406 -- una mejora del 10,0%.</w:t>
             </w:r>
           </w:p>
         </w:tc>
       </w:tr>
-      <w:tr ns2:paraId="5DE6C9F2" ns2:textId="77777777">
+      <w:tr>
         <w:tc>
           <w:tcPr>
             <w:tcW w:w="2800" w:type="dxa"/>
@@ -1674,9 +1593,10 @@
               <w:right w:w="120" w:type="dxa"/>
             </w:tcMar>
           </w:tcPr>
-          <w:p ns2:paraId="1D8670CB" ns2:textId="77777777">
-            <w:r>
-              <w:t xml:space="preserve">Selección de mejor arquitectura entre GRU/LSTM/XGBoost</w:t>
+          <w:p>
+            <w:r>
+              <w:lastRenderedPageBreak/>
+              <w:t>Selección de mejor arquitectura entre GRU/LSTM/XGBoost</w:t>
             </w:r>
           </w:p>
         </w:tc>
@@ -1697,9 +1617,9 @@
               <w:right w:w="120" w:type="dxa"/>
             </w:tcMar>
           </w:tcPr>
-          <w:p ns2:paraId="49A1DCB5" ns2:textId="77777777">
-            <w:r>
-              <w:t xml:space="preserve">El modelo servido debe tener el menor RMSE de test entre las arquitecturas comparadas</w:t>
+          <w:p>
+            <w:r>
+              <w:t>El modelo servido debe tener el menor RMSE de test entre las arquitecturas comparadas</w:t>
             </w:r>
           </w:p>
         </w:tc>
@@ -1720,14 +1640,14 @@
               <w:right w:w="120" w:type="dxa"/>
             </w:tcMar>
           </w:tcPr>
-          <w:p ns2:paraId="619CF819" ns2:textId="77777777">
-            <w:r>
-              <w:t xml:space="preserve">CUMPLE. El GRU obtuvo el menor RMSE de test (2,2873 frente a 2,2983 LSTM y 3,3076 XGBoost).</w:t>
+          <w:p>
+            <w:r>
+              <w:t>CUMPLE. El GRU obtuvo el menor RMSE de test (2,2873 frente a 2,2983 LSTM y 3,3076 XGBoost).</w:t>
             </w:r>
           </w:p>
         </w:tc>
       </w:tr>
-      <w:tr ns2:paraId="5DE6C9F2" ns2:textId="77777777">
+      <w:tr>
         <w:tc>
           <w:tcPr>
             <w:tcW w:w="2800" w:type="dxa"/>
@@ -1745,9 +1665,9 @@
               <w:right w:w="120" w:type="dxa"/>
             </w:tcMar>
           </w:tcPr>
-          <w:p ns2:paraId="1D8670CB" ns2:textId="77777777">
-            <w:r>
-              <w:t xml:space="preserve">Acierto direccional (sube/baja) en test</w:t>
+          <w:p>
+            <w:r>
+              <w:t>Acierto direccional (sube/baja) en test</w:t>
             </w:r>
           </w:p>
         </w:tc>
@@ -1768,9 +1688,9 @@
               <w:right w:w="120" w:type="dxa"/>
             </w:tcMar>
           </w:tcPr>
-          <w:p ns2:paraId="49A1DCB5" ns2:textId="77777777">
-            <w:r>
-              <w:t xml:space="preserve">Sin umbral contractual explícito -- referencia de calidad complementaria</w:t>
+          <w:p>
+            <w:r>
+              <w:t>Sin umbral contractual explícito -- referencia de calidad complementaria</w:t>
             </w:r>
           </w:p>
         </w:tc>
@@ -1791,21 +1711,21 @@
               <w:right w:w="120" w:type="dxa"/>
             </w:tcMar>
           </w:tcPr>
-          <w:p ns2:paraId="619CF819" ns2:textId="77777777">
-            <w:r>
-              <w:t xml:space="preserve">77,7% para el GRU frente a 72,0% del baseline de Drift -- también mejor en esta métrica secundaria.</w:t>
+          <w:p>
+            <w:r>
+              <w:t>77,7% para el GRU frente a 72,0% del baseline de Drift -- también mejor en esta métrica secundaria.</w:t>
             </w:r>
           </w:p>
         </w:tc>
       </w:tr>
     </w:tbl>
-    <w:p ns2:paraId="45F4C421" ns2:textId="79EF27F4">
+    <w:p>
       <w:pPr>
-        <w:pStyle w:val="Descripcin"/>
+        <w:pStyle w:val="Caption"/>
         <w:jc w:val="center"/>
       </w:pPr>
-      <w:bookmarkStart w:id="19" w:name="_Toc233977248"/>
-      <w:bookmarkStart w:id="20" w:name="_Toc233977286"/>
+      <w:bookmarkStart w:id="15" w:name="_Toc233977248"/>
+      <w:bookmarkStart w:id="16" w:name="_Toc233977286"/>
       <w:r>
         <w:t xml:space="preserve">Tabla </w:t>
       </w:r>
@@ -1820,20 +1740,19 @@
       <w:r>
         <w:t xml:space="preserve"> KPIs del modelo</w:t>
       </w:r>
-      <w:bookmarkEnd w:id="19"/>
-      <w:bookmarkEnd w:id="20"/>
+      <w:bookmarkEnd w:id="15"/>
+      <w:bookmarkEnd w:id="16"/>
     </w:p>
-    <w:p ns2:paraId="5A151328" ns2:textId="77777777">
+    <w:p>
       <w:pPr>
-        <w:pStyle w:val="Ttulo1"/>
+        <w:pStyle w:val="Heading1"/>
         <w:jc w:val="left"/>
       </w:pPr>
-      <w:bookmarkStart w:id="21" w:name="_Toc233976917"/>
+      <w:bookmarkStart w:id="17" w:name="_Toc233976917"/>
       <w:r>
-        <w:lastRenderedPageBreak/>
         <w:t>9. Limitaciones conocidas</w:t>
       </w:r>
-      <w:bookmarkEnd w:id="21"/>
+      <w:bookmarkEnd w:id="17"/>
     </w:p>
     <w:tbl>
       <w:tblPr>
@@ -1854,7 +1773,7 @@
         <w:gridCol w:w="3120"/>
         <w:gridCol w:w="6240"/>
       </w:tblGrid>
-      <w:tr ns2:paraId="1F18AF22" ns2:textId="77777777">
+      <w:tr>
         <w:trPr>
           <w:tblHeader/>
         </w:trPr>
@@ -1875,7 +1794,7 @@
               <w:right w:w="120" w:type="dxa"/>
             </w:tcMar>
           </w:tcPr>
-          <w:p ns2:paraId="758CD852" ns2:textId="77777777">
+          <w:p>
             <w:r>
               <w:rPr>
                 <w:b/>
@@ -1905,7 +1824,7 @@
               <w:right w:w="120" w:type="dxa"/>
             </w:tcMar>
           </w:tcPr>
-          <w:p ns2:paraId="3753A61E" ns2:textId="77777777">
+          <w:p>
             <w:r>
               <w:rPr>
                 <w:b/>
@@ -1919,7 +1838,7 @@
           </w:p>
         </w:tc>
       </w:tr>
-      <w:tr ns2:paraId="51FCD1DF" ns2:textId="77777777">
+      <w:tr>
         <w:tc>
           <w:tcPr>
             <w:tcW w:w="3120" w:type="dxa"/>
@@ -1937,9 +1856,9 @@
               <w:right w:w="120" w:type="dxa"/>
             </w:tcMar>
           </w:tcPr>
-          <w:p ns2:paraId="4308B354" ns2:textId="77777777">
-            <w:r>
-              <w:t xml:space="preserve">Evaluación con un único split temporal (sin partición de validación separada)</w:t>
+          <w:p>
+            <w:r>
+              <w:t>Evaluación con un único split temporal (sin partición de validación separada)</w:t>
             </w:r>
           </w:p>
         </w:tc>
@@ -1960,14 +1879,17 @@
               <w:right w:w="120" w:type="dxa"/>
             </w:tcMar>
           </w:tcPr>
-          <w:p ns2:paraId="3FD46393" ns2:textId="77777777">
-            <w:r>
-              <w:t xml:space="preserve">Esta entrega evalúa arquitecturas y reporta el resultado final sobre el mismo split de test (80/20), sin una fase de validación previa aislada del test. Existe una copia distinta y no oficial de este mismo código (no confirmada como aprobada por el equipo de IA) que identificaba esto como una posible fuga de datos entre selección de arquitectura y evaluación, y que, con un protocolo corregido, obtenía un resultado distinto (un modelo que no superaba a Drift). Esa auditoría no se ha podido contrastar con el equipo de IA y no forma parte de la entrega aprobada -- se deja constancia de su existencia por transparencia, sin que determine el estado de aceptación de este modelo.</w:t>
+          <w:p>
+            <w:r>
+              <w:t xml:space="preserve">Esta entrega evalúa arquitecturas y reporta el resultado final sobre el mismo split de test (80/20), sin una fase de validación previa aislada del test. Existe una copia distinta y no oficial de este mismo código (no confirmada como aprobada por el equipo de IA) que identificaba esto como una posible fuga de datos entre selección de arquitectura y evaluación, y que, con un protocolo corregido, obtenía un resultado distinto (un modelo que no superaba a Drift). Esa auditoría no se ha podido contrastar con el </w:t>
+            </w:r>
+            <w:r>
+              <w:t>equipo de IA y no forma parte de la entrega aprobada -- se deja constancia de su existencia por transparencia, sin que determine el estado de aceptación de este modelo.</w:t>
             </w:r>
           </w:p>
         </w:tc>
       </w:tr>
-      <w:tr ns2:paraId="51FCD1DF" ns2:textId="77777777">
+      <w:tr>
         <w:tc>
           <w:tcPr>
             <w:tcW w:w="3120" w:type="dxa"/>
@@ -1985,9 +1907,9 @@
               <w:right w:w="120" w:type="dxa"/>
             </w:tcMar>
           </w:tcPr>
-          <w:p ns2:paraId="4308B354" ns2:textId="77777777">
-            <w:r>
-              <w:t xml:space="preserve">Reentrenamiento: requisitos y alcance</w:t>
+          <w:p>
+            <w:r>
+              <w:t>Reentrenamiento: requisitos y alcance</w:t>
             </w:r>
           </w:p>
         </w:tc>
@@ -2008,14 +1930,14 @@
               <w:right w:w="120" w:type="dxa"/>
             </w:tcMar>
           </w:tcPr>
-          <w:p ns2:paraId="3FD46393" ns2:textId="77777777">
-            <w:r>
-              <w:t xml:space="preserve">El reentrenamiento por usuario repite el procedimiento del equipo de IA para la GRU (split temporal 80/20, 3 semillas, se guarda la de la semilla 42) con un histórico semanal en el formato del dataset de modelado o con las series en bruto. Como en el original, la parada temprana se decide sobre el propio periodo de test, así que sus métricas de test son optimistas. El modelo reentrenado solo se guarda en MLflow y se usa indicando su run; el modelo base no cambia.</w:t>
+          <w:p>
+            <w:r>
+              <w:t>El reentrenamiento por usuario repite el procedimiento del equipo de IA para la GRU (split temporal 80/20, 3 semillas, se guarda la de la semilla 42) con un histórico semanal en el formato del dataset de modelado o con las series en bruto. Como en el original, la parada temprana se decide sobre el propio periodo de test, así que sus métricas de test son optimistas. El modelo reentrenado solo se guarda en MLflow y se usa indicando su run; el modelo base no cambia.</w:t>
             </w:r>
           </w:p>
         </w:tc>
       </w:tr>
-      <w:tr ns2:paraId="51FCD1DF" ns2:textId="77777777">
+      <w:tr>
         <w:tc>
           <w:tcPr>
             <w:tcW w:w="3120" w:type="dxa"/>
@@ -2033,9 +1955,9 @@
               <w:right w:w="120" w:type="dxa"/>
             </w:tcMar>
           </w:tcPr>
-          <w:p ns2:paraId="4308B354" ns2:textId="77777777">
-            <w:r>
-              <w:t xml:space="preserve">Reajuste de escaladores en caliente, no un artefacto congelado</w:t>
+          <w:p>
+            <w:r>
+              <w:t>Reajuste de escaladores en caliente, no un artefacto congelado</w:t>
             </w:r>
           </w:p>
         </w:tc>
@@ -2056,14 +1978,14 @@
               <w:right w:w="120" w:type="dxa"/>
             </w:tcMar>
           </w:tcPr>
-          <w:p ns2:paraId="3FD46393" ns2:textId="77777777">
-            <w:r>
-              <w:t xml:space="preserve">Esta entrega no incluye ningún escalador serializado -- el propio código original reajusta (fit) los escaladores de entrada/objetivo desde el dataset de entrenamiento bundled en cada predicción. Este servicio replica exactamente ese comportamiento, empaquetando el mismo dataset de referencia junto al modelo.</w:t>
+          <w:p>
+            <w:r>
+              <w:t>Esta entrega no incluye ningún escalador serializado -- el propio código original reajusta (fit) los escaladores de entrada/objetivo desde el dataset de entrenamiento bundled en cada predicción. Este servicio replica exactamente ese comportamiento, empaquetando el mismo dataset de referencia junto al modelo.</w:t>
             </w:r>
           </w:p>
         </w:tc>
       </w:tr>
-      <w:tr ns2:paraId="51FCD1DF" ns2:textId="77777777">
+      <w:tr>
         <w:tc>
           <w:tcPr>
             <w:tcW w:w="3120" w:type="dxa"/>
@@ -2081,9 +2003,10 @@
               <w:right w:w="120" w:type="dxa"/>
             </w:tcMar>
           </w:tcPr>
-          <w:p ns2:paraId="4308B354" ns2:textId="77777777">
-            <w:r>
-              <w:t xml:space="preserve">Dependencia de fuentes de datos externas y su continuidad</w:t>
+          <w:p>
+            <w:r>
+              <w:lastRenderedPageBreak/>
+              <w:t>Dependencia de fuentes de datos externas y su continuidad</w:t>
             </w:r>
           </w:p>
         </w:tc>
@@ -2104,21 +2027,21 @@
               <w:right w:w="120" w:type="dxa"/>
             </w:tcMar>
           </w:tcPr>
-          <w:p ns2:paraId="3FD46393" ns2:textId="77777777">
-            <w:r>
-              <w:t xml:space="preserve">Las variables de entrada dependen de la publicación continuada de los índices MAPA (protección fitosanitaria, carburantes) y de las series FRED/IMF/EIA (cobre, gas, petróleo, tipo de cambio). Un cambio de metodología o una interrupción en cualquiera de esas fuentes no está contemplado por el modelo.</w:t>
+          <w:p>
+            <w:r>
+              <w:t>Las variables de entrada dependen de la publicación continuada de los índices MAPA (protección fitosanitaria, carburantes) y de las series FRED/IMF/EIA (cobre, gas, petróleo, tipo de cambio). Un cambio de metodología o una interrupción en cualquiera de esas fuentes no está contemplado por el modelo.</w:t>
             </w:r>
           </w:p>
         </w:tc>
       </w:tr>
     </w:tbl>
-    <w:p ns2:paraId="1FA4B2C9" ns2:textId="4B35F67D">
+    <w:p>
       <w:pPr>
-        <w:pStyle w:val="Descripcin"/>
+        <w:pStyle w:val="Caption"/>
         <w:jc w:val="center"/>
       </w:pPr>
-      <w:bookmarkStart w:id="22" w:name="_Toc233977249"/>
-      <w:bookmarkStart w:id="23" w:name="_Toc233977287"/>
+      <w:bookmarkStart w:id="18" w:name="_Toc233977249"/>
+      <w:bookmarkStart w:id="19" w:name="_Toc233977287"/>
       <w:r>
         <w:t xml:space="preserve">Tabla </w:t>
       </w:r>
@@ -2133,18 +2056,18 @@
       <w:r>
         <w:t xml:space="preserve"> Limitaciones conocidas</w:t>
       </w:r>
-      <w:bookmarkEnd w:id="22"/>
-      <w:bookmarkEnd w:id="23"/>
+      <w:bookmarkEnd w:id="18"/>
+      <w:bookmarkEnd w:id="19"/>
     </w:p>
-    <w:p ns2:paraId="0C6B9E4B" ns2:textId="77777777">
+    <w:p>
       <w:pPr>
         <w:rPr>
           <w:rFonts w:ascii="Liberation sans narrow regular" w:eastAsia="Liberation sans narrow regular" w:hAnsi="Liberation sans narrow regular" w:cs="Liberation sans narrow regular"/>
         </w:rPr>
       </w:pPr>
     </w:p>
-    <w:p ns2:paraId="17A44B7C" ns2:textId="77777777"/>
-    <w:p ns2:paraId="14F09C48" ns2:textId="77777777">
+    <w:p/>
+    <w:p>
       <w:pPr>
         <w:tabs>
           <w:tab w:val="left" w:pos="-142"/>
@@ -2156,10 +2079,10 @@
       </w:pPr>
     </w:p>
     <w:sectPr>
-      <w:headerReference w:type="even" ns7:id="rId12"/>
-      <w:headerReference w:type="default" ns7:id="rId13"/>
-      <w:footerReference w:type="default" ns7:id="rId14"/>
-      <w:footerReference w:type="first" ns7:id="rId15"/>
+      <w:headerReference w:type="even" r:id="rId12"/>
+      <w:headerReference w:type="default" r:id="rId13"/>
+      <w:footerReference w:type="default" r:id="rId14"/>
+      <w:footerReference w:type="first" r:id="rId15"/>
       <w:pgSz w:w="11906" w:h="16838"/>
       <w:pgMar w:top="1417" w:right="1701" w:bottom="1417" w:left="1701" w:header="708" w:footer="708" w:gutter="0"/>
       <w:pgNumType w:start="1"/>
@@ -2912,7 +2835,7 @@
         <w:noProof/>
         <w:color w:val="000000"/>
       </w:rPr>
-      <w:t xml:space="preserve">2</w:t>
+      <w:t>2</w:t>
     </w:r>
     <w:r>
       <w:rPr>
@@ -2934,7 +2857,7 @@
         <w:rFonts w:ascii="Liberalisation sans narrow" w:eastAsia="Liberalisation sans narrow" w:hAnsi="Liberalisation sans narrow" w:cs="Liberalisation sans narrow"/>
         <w:color w:val="000000"/>
       </w:rPr>
-      <w:t xml:space="preserve">wine-phyto-price-forecast</w:t>
+      <w:t>wine-phyto-price-forecast</w:t>
     </w:r>
     <w:proofErr w:type="spellEnd"/>
     <w:r>
@@ -3490,11 +3413,11 @@
     <w:name w:val="Normal"/>
     <w:qFormat/>
   </w:style>
-  <w:style w:type="paragraph" w:styleId="Ttulo1">
+  <w:style w:type="paragraph" w:styleId="Heading1">
     <w:name w:val="heading 1"/>
     <w:basedOn w:val="Normal"/>
     <w:next w:val="Normal"/>
-    <w:link w:val="Ttulo1Car"/>
+    <w:link w:val="Heading1Char"/>
     <w:uiPriority w:val="9"/>
     <w:qFormat/>
     <w:pPr>
@@ -3512,11 +3435,11 @@
       <w:szCs w:val="36"/>
     </w:rPr>
   </w:style>
-  <w:style w:type="paragraph" w:styleId="Ttulo2">
+  <w:style w:type="paragraph" w:styleId="Heading2">
     <w:name w:val="heading 2"/>
     <w:basedOn w:val="Normal"/>
     <w:next w:val="Normal"/>
-    <w:link w:val="Ttulo2Car"/>
+    <w:link w:val="Heading2Char"/>
     <w:uiPriority w:val="9"/>
     <w:semiHidden/>
     <w:unhideWhenUsed/>
@@ -3535,11 +3458,11 @@
       <w:szCs w:val="32"/>
     </w:rPr>
   </w:style>
-  <w:style w:type="paragraph" w:styleId="Ttulo3">
+  <w:style w:type="paragraph" w:styleId="Heading3">
     <w:name w:val="heading 3"/>
     <w:basedOn w:val="Normal"/>
     <w:next w:val="Normal"/>
-    <w:link w:val="Ttulo3Car"/>
+    <w:link w:val="Heading3Char"/>
     <w:uiPriority w:val="9"/>
     <w:semiHidden/>
     <w:unhideWhenUsed/>
@@ -3558,11 +3481,11 @@
       <w:szCs w:val="28"/>
     </w:rPr>
   </w:style>
-  <w:style w:type="paragraph" w:styleId="Ttulo4">
+  <w:style w:type="paragraph" w:styleId="Heading4">
     <w:name w:val="heading 4"/>
     <w:basedOn w:val="Normal"/>
     <w:next w:val="Normal"/>
-    <w:link w:val="Ttulo4Car"/>
+    <w:link w:val="Heading4Char"/>
     <w:uiPriority w:val="9"/>
     <w:semiHidden/>
     <w:unhideWhenUsed/>
@@ -3581,11 +3504,11 @@
       <w:szCs w:val="24"/>
     </w:rPr>
   </w:style>
-  <w:style w:type="paragraph" w:styleId="Ttulo5">
+  <w:style w:type="paragraph" w:styleId="Heading5">
     <w:name w:val="heading 5"/>
     <w:basedOn w:val="Normal"/>
     <w:next w:val="Normal"/>
-    <w:link w:val="Ttulo5Car"/>
+    <w:link w:val="Heading5Char"/>
     <w:uiPriority w:val="9"/>
     <w:semiHidden/>
     <w:unhideWhenUsed/>
@@ -3603,11 +3526,11 @@
       <w:color w:val="284546"/>
     </w:rPr>
   </w:style>
-  <w:style w:type="paragraph" w:styleId="Ttulo6">
+  <w:style w:type="paragraph" w:styleId="Heading6">
     <w:name w:val="heading 6"/>
     <w:basedOn w:val="Normal"/>
     <w:next w:val="Normal"/>
-    <w:link w:val="Ttulo6Car"/>
+    <w:link w:val="Heading6Char"/>
     <w:uiPriority w:val="9"/>
     <w:semiHidden/>
     <w:unhideWhenUsed/>
@@ -3627,11 +3550,11 @@
       <w:color w:val="1B2E2F"/>
     </w:rPr>
   </w:style>
-  <w:style w:type="paragraph" w:styleId="Ttulo7">
+  <w:style w:type="paragraph" w:styleId="Heading7">
     <w:name w:val="heading 7"/>
     <w:basedOn w:val="Normal"/>
     <w:next w:val="Normal"/>
-    <w:link w:val="Ttulo7Car"/>
+    <w:link w:val="Heading7Char"/>
     <w:uiPriority w:val="9"/>
     <w:unhideWhenUsed/>
     <w:qFormat/>
@@ -3649,11 +3572,11 @@
       <w:color w:val="1B2E2E" w:themeColor="accent1" w:themeShade="80"/>
     </w:rPr>
   </w:style>
-  <w:style w:type="paragraph" w:styleId="Ttulo8">
+  <w:style w:type="paragraph" w:styleId="Heading8">
     <w:name w:val="heading 8"/>
     <w:basedOn w:val="Normal"/>
     <w:next w:val="Normal"/>
-    <w:link w:val="Ttulo8Car"/>
+    <w:link w:val="Heading8Char"/>
     <w:uiPriority w:val="9"/>
     <w:unhideWhenUsed/>
     <w:qFormat/>
@@ -3673,11 +3596,11 @@
       <w:color w:val="1B2E2E" w:themeColor="accent1" w:themeShade="80"/>
     </w:rPr>
   </w:style>
-  <w:style w:type="paragraph" w:styleId="Ttulo9">
+  <w:style w:type="paragraph" w:styleId="Heading9">
     <w:name w:val="heading 9"/>
     <w:basedOn w:val="Normal"/>
     <w:next w:val="Normal"/>
-    <w:link w:val="Ttulo9Car"/>
+    <w:link w:val="Heading9Char"/>
     <w:uiPriority w:val="9"/>
     <w:semiHidden/>
     <w:unhideWhenUsed/>
@@ -3696,13 +3619,13 @@
       <w:color w:val="1B2E2E" w:themeColor="accent1" w:themeShade="80"/>
     </w:rPr>
   </w:style>
-  <w:style w:type="character" w:default="1" w:styleId="Fuentedeprrafopredeter">
+  <w:style w:type="character" w:default="1" w:styleId="DefaultParagraphFont">
     <w:name w:val="Default Paragraph Font"/>
     <w:uiPriority w:val="1"/>
     <w:semiHidden/>
     <w:unhideWhenUsed/>
   </w:style>
-  <w:style w:type="table" w:default="1" w:styleId="Tablanormal">
+  <w:style w:type="table" w:default="1" w:styleId="TableNormal">
     <w:name w:val="Normal Table"/>
     <w:uiPriority w:val="99"/>
     <w:semiHidden/>
@@ -3717,13 +3640,13 @@
       </w:tblCellMar>
     </w:tblPr>
   </w:style>
-  <w:style w:type="numbering" w:default="1" w:styleId="Sinlista">
+  <w:style w:type="numbering" w:default="1" w:styleId="NoList">
     <w:name w:val="No List"/>
     <w:uiPriority w:val="99"/>
     <w:semiHidden/>
     <w:unhideWhenUsed/>
   </w:style>
-  <w:style w:type="table" w:customStyle="1" w:styleId="TableNormal">
+  <w:style w:type="table" w:customStyle="1" w:styleId="TableNormal0">
     <w:name w:val="TableNormal"/>
     <w:tblPr>
       <w:tblCellMar>
@@ -3734,11 +3657,11 @@
       </w:tblCellMar>
     </w:tblPr>
   </w:style>
-  <w:style w:type="paragraph" w:styleId="Ttulo">
+  <w:style w:type="paragraph" w:styleId="Title">
     <w:name w:val="Title"/>
     <w:basedOn w:val="Normal"/>
     <w:next w:val="Normal"/>
-    <w:link w:val="TtuloCar"/>
+    <w:link w:val="TitleChar"/>
     <w:uiPriority w:val="10"/>
     <w:qFormat/>
     <w:pPr>
@@ -3753,10 +3676,10 @@
       <w:szCs w:val="72"/>
     </w:rPr>
   </w:style>
-  <w:style w:type="character" w:customStyle="1" w:styleId="Ttulo1Car">
-    <w:name w:val="Título 1 Car"/>
-    <w:basedOn w:val="Fuentedeprrafopredeter"/>
-    <w:link w:val="Ttulo1"/>
+  <w:style w:type="character" w:customStyle="1" w:styleId="Heading1Char">
+    <w:name w:val="Heading 1 Char"/>
+    <w:basedOn w:val="DefaultParagraphFont"/>
+    <w:link w:val="Heading1"/>
     <w:uiPriority w:val="9"/>
     <w:rsid w:val="00AB39A2"/>
     <w:rPr>
@@ -3766,10 +3689,10 @@
       <w:szCs w:val="36"/>
     </w:rPr>
   </w:style>
-  <w:style w:type="character" w:customStyle="1" w:styleId="Ttulo2Car">
-    <w:name w:val="Título 2 Car"/>
-    <w:basedOn w:val="Fuentedeprrafopredeter"/>
-    <w:link w:val="Ttulo2"/>
+  <w:style w:type="character" w:customStyle="1" w:styleId="Heading2Char">
+    <w:name w:val="Heading 2 Char"/>
+    <w:basedOn w:val="DefaultParagraphFont"/>
+    <w:link w:val="Heading2"/>
     <w:uiPriority w:val="9"/>
     <w:rsid w:val="00AB39A2"/>
     <w:rPr>
@@ -3779,10 +3702,10 @@
       <w:szCs w:val="32"/>
     </w:rPr>
   </w:style>
-  <w:style w:type="character" w:customStyle="1" w:styleId="Ttulo3Car">
-    <w:name w:val="Título 3 Car"/>
-    <w:basedOn w:val="Fuentedeprrafopredeter"/>
-    <w:link w:val="Ttulo3"/>
+  <w:style w:type="character" w:customStyle="1" w:styleId="Heading3Char">
+    <w:name w:val="Heading 3 Char"/>
+    <w:basedOn w:val="DefaultParagraphFont"/>
+    <w:link w:val="Heading3"/>
     <w:uiPriority w:val="9"/>
     <w:rsid w:val="00AB39A2"/>
     <w:rPr>
@@ -3792,10 +3715,10 @@
       <w:szCs w:val="28"/>
     </w:rPr>
   </w:style>
-  <w:style w:type="character" w:customStyle="1" w:styleId="Ttulo4Car">
-    <w:name w:val="Título 4 Car"/>
-    <w:basedOn w:val="Fuentedeprrafopredeter"/>
-    <w:link w:val="Ttulo4"/>
+  <w:style w:type="character" w:customStyle="1" w:styleId="Heading4Char">
+    <w:name w:val="Heading 4 Char"/>
+    <w:basedOn w:val="DefaultParagraphFont"/>
+    <w:link w:val="Heading4"/>
     <w:uiPriority w:val="9"/>
     <w:rsid w:val="00AB39A2"/>
     <w:rPr>
@@ -3805,10 +3728,10 @@
       <w:szCs w:val="24"/>
     </w:rPr>
   </w:style>
-  <w:style w:type="character" w:customStyle="1" w:styleId="Ttulo5Car">
-    <w:name w:val="Título 5 Car"/>
-    <w:basedOn w:val="Fuentedeprrafopredeter"/>
-    <w:link w:val="Ttulo5"/>
+  <w:style w:type="character" w:customStyle="1" w:styleId="Heading5Char">
+    <w:name w:val="Heading 5 Char"/>
+    <w:basedOn w:val="DefaultParagraphFont"/>
+    <w:link w:val="Heading5"/>
     <w:uiPriority w:val="9"/>
     <w:rsid w:val="00AB39A2"/>
     <w:rPr>
@@ -3817,10 +3740,10 @@
       <w:color w:val="284546" w:themeColor="accent1" w:themeShade="BF"/>
     </w:rPr>
   </w:style>
-  <w:style w:type="character" w:customStyle="1" w:styleId="Ttulo6Car">
-    <w:name w:val="Título 6 Car"/>
-    <w:basedOn w:val="Fuentedeprrafopredeter"/>
-    <w:link w:val="Ttulo6"/>
+  <w:style w:type="character" w:customStyle="1" w:styleId="Heading6Char">
+    <w:name w:val="Heading 6 Char"/>
+    <w:basedOn w:val="DefaultParagraphFont"/>
+    <w:link w:val="Heading6"/>
     <w:uiPriority w:val="9"/>
     <w:rsid w:val="00AB39A2"/>
     <w:rPr>
@@ -3831,10 +3754,10 @@
       <w:color w:val="1B2E2E" w:themeColor="accent1" w:themeShade="80"/>
     </w:rPr>
   </w:style>
-  <w:style w:type="character" w:customStyle="1" w:styleId="Ttulo7Car">
-    <w:name w:val="Título 7 Car"/>
-    <w:basedOn w:val="Fuentedeprrafopredeter"/>
-    <w:link w:val="Ttulo7"/>
+  <w:style w:type="character" w:customStyle="1" w:styleId="Heading7Char">
+    <w:name w:val="Heading 7 Char"/>
+    <w:basedOn w:val="DefaultParagraphFont"/>
+    <w:link w:val="Heading7"/>
     <w:uiPriority w:val="9"/>
     <w:rsid w:val="00AB39A2"/>
     <w:rPr>
@@ -3844,10 +3767,10 @@
       <w:color w:val="1B2E2E" w:themeColor="accent1" w:themeShade="80"/>
     </w:rPr>
   </w:style>
-  <w:style w:type="character" w:customStyle="1" w:styleId="Ttulo8Car">
-    <w:name w:val="Título 8 Car"/>
-    <w:basedOn w:val="Fuentedeprrafopredeter"/>
-    <w:link w:val="Ttulo8"/>
+  <w:style w:type="character" w:customStyle="1" w:styleId="Heading8Char">
+    <w:name w:val="Heading 8 Char"/>
+    <w:basedOn w:val="DefaultParagraphFont"/>
+    <w:link w:val="Heading8"/>
     <w:uiPriority w:val="9"/>
     <w:rsid w:val="00AB39A2"/>
     <w:rPr>
@@ -3859,10 +3782,10 @@
       <w:color w:val="1B2E2E" w:themeColor="accent1" w:themeShade="80"/>
     </w:rPr>
   </w:style>
-  <w:style w:type="character" w:customStyle="1" w:styleId="Ttulo9Car">
-    <w:name w:val="Título 9 Car"/>
-    <w:basedOn w:val="Fuentedeprrafopredeter"/>
-    <w:link w:val="Ttulo9"/>
+  <w:style w:type="character" w:customStyle="1" w:styleId="Heading9Char">
+    <w:name w:val="Heading 9 Char"/>
+    <w:basedOn w:val="DefaultParagraphFont"/>
+    <w:link w:val="Heading9"/>
     <w:uiPriority w:val="9"/>
     <w:semiHidden/>
     <w:rsid w:val="00AB39A2"/>
@@ -3873,11 +3796,11 @@
       <w:color w:val="1B2E2E" w:themeColor="accent1" w:themeShade="80"/>
     </w:rPr>
   </w:style>
-  <w:style w:type="paragraph" w:styleId="Descripcin">
+  <w:style w:type="paragraph" w:styleId="Caption">
     <w:name w:val="caption"/>
     <w:basedOn w:val="Normal"/>
     <w:next w:val="Normal"/>
-    <w:link w:val="DescripcinCar"/>
+    <w:link w:val="CaptionChar"/>
     <w:unhideWhenUsed/>
     <w:qFormat/>
     <w:rsid w:val="00AB39A2"/>
@@ -3891,10 +3814,10 @@
       <w:color w:val="739A8A" w:themeColor="text2"/>
     </w:rPr>
   </w:style>
-  <w:style w:type="character" w:customStyle="1" w:styleId="TtuloCar">
-    <w:name w:val="Título Car"/>
-    <w:basedOn w:val="Fuentedeprrafopredeter"/>
-    <w:link w:val="Ttulo"/>
+  <w:style w:type="character" w:customStyle="1" w:styleId="TitleChar">
+    <w:name w:val="Title Char"/>
+    <w:basedOn w:val="DefaultParagraphFont"/>
+    <w:link w:val="Title"/>
     <w:uiPriority w:val="10"/>
     <w:rsid w:val="00AB39A2"/>
     <w:rPr>
@@ -3906,10 +3829,10 @@
       <w:szCs w:val="72"/>
     </w:rPr>
   </w:style>
-  <w:style w:type="character" w:customStyle="1" w:styleId="SubttuloCar">
-    <w:name w:val="Subtítulo Car"/>
-    <w:basedOn w:val="Fuentedeprrafopredeter"/>
-    <w:link w:val="Subttulo"/>
+  <w:style w:type="character" w:customStyle="1" w:styleId="SubtitleChar">
+    <w:name w:val="Subtitle Char"/>
+    <w:basedOn w:val="DefaultParagraphFont"/>
+    <w:link w:val="Subtitle"/>
     <w:uiPriority w:val="11"/>
     <w:rsid w:val="00AB39A2"/>
     <w:rPr>
@@ -3919,9 +3842,9 @@
       <w:szCs w:val="28"/>
     </w:rPr>
   </w:style>
-  <w:style w:type="character" w:styleId="Fuerte">
+  <w:style w:type="character" w:styleId="Strong">
     <w:name w:val="Strong"/>
-    <w:basedOn w:val="Fuentedeprrafopredeter"/>
+    <w:basedOn w:val="DefaultParagraphFont"/>
     <w:uiPriority w:val="22"/>
     <w:qFormat/>
     <w:rsid w:val="00AB39A2"/>
@@ -3930,9 +3853,9 @@
       <w:bCs/>
     </w:rPr>
   </w:style>
-  <w:style w:type="character" w:styleId="nfasis">
+  <w:style w:type="character" w:styleId="Emphasis">
     <w:name w:val="Emphasis"/>
-    <w:basedOn w:val="Fuentedeprrafopredeter"/>
+    <w:basedOn w:val="DefaultParagraphFont"/>
     <w:uiPriority w:val="20"/>
     <w:qFormat/>
     <w:rsid w:val="00AB39A2"/>
@@ -3941,7 +3864,7 @@
       <w:iCs/>
     </w:rPr>
   </w:style>
-  <w:style w:type="paragraph" w:styleId="Sinespaciado">
+  <w:style w:type="paragraph" w:styleId="NoSpacing">
     <w:name w:val="No Spacing"/>
     <w:uiPriority w:val="1"/>
     <w:qFormat/>
@@ -3950,11 +3873,11 @@
       <w:spacing w:after="0" w:line="240" w:lineRule="auto"/>
     </w:pPr>
   </w:style>
-  <w:style w:type="paragraph" w:styleId="Cita">
+  <w:style w:type="paragraph" w:styleId="Quote">
     <w:name w:val="Quote"/>
     <w:basedOn w:val="Normal"/>
     <w:next w:val="Normal"/>
-    <w:link w:val="CitaCar"/>
+    <w:link w:val="QuoteChar"/>
     <w:uiPriority w:val="29"/>
     <w:qFormat/>
     <w:rsid w:val="00AB39A2"/>
@@ -3968,10 +3891,10 @@
       <w:szCs w:val="24"/>
     </w:rPr>
   </w:style>
-  <w:style w:type="character" w:customStyle="1" w:styleId="CitaCar">
-    <w:name w:val="Cita Car"/>
-    <w:basedOn w:val="Fuentedeprrafopredeter"/>
-    <w:link w:val="Cita"/>
+  <w:style w:type="character" w:customStyle="1" w:styleId="QuoteChar">
+    <w:name w:val="Quote Char"/>
+    <w:basedOn w:val="DefaultParagraphFont"/>
+    <w:link w:val="Quote"/>
     <w:uiPriority w:val="29"/>
     <w:rsid w:val="00AB39A2"/>
     <w:rPr>
@@ -3980,11 +3903,11 @@
       <w:szCs w:val="24"/>
     </w:rPr>
   </w:style>
-  <w:style w:type="paragraph" w:styleId="Citadestacada">
+  <w:style w:type="paragraph" w:styleId="IntenseQuote">
     <w:name w:val="Intense Quote"/>
     <w:basedOn w:val="Normal"/>
     <w:next w:val="Normal"/>
-    <w:link w:val="CitadestacadaCar"/>
+    <w:link w:val="IntenseQuoteChar"/>
     <w:uiPriority w:val="30"/>
     <w:qFormat/>
     <w:rsid w:val="00AB39A2"/>
@@ -4001,10 +3924,10 @@
       <w:szCs w:val="32"/>
     </w:rPr>
   </w:style>
-  <w:style w:type="character" w:customStyle="1" w:styleId="CitadestacadaCar">
-    <w:name w:val="Cita destacada Car"/>
-    <w:basedOn w:val="Fuentedeprrafopredeter"/>
-    <w:link w:val="Citadestacada"/>
+  <w:style w:type="character" w:customStyle="1" w:styleId="IntenseQuoteChar">
+    <w:name w:val="Intense Quote Char"/>
+    <w:basedOn w:val="DefaultParagraphFont"/>
+    <w:link w:val="IntenseQuote"/>
     <w:uiPriority w:val="30"/>
     <w:rsid w:val="00AB39A2"/>
     <w:rPr>
@@ -4015,9 +3938,9 @@
       <w:szCs w:val="32"/>
     </w:rPr>
   </w:style>
-  <w:style w:type="character" w:styleId="nfasissutil">
+  <w:style w:type="character" w:styleId="SubtleEmphasis">
     <w:name w:val="Subtle Emphasis"/>
-    <w:basedOn w:val="Fuentedeprrafopredeter"/>
+    <w:basedOn w:val="DefaultParagraphFont"/>
     <w:uiPriority w:val="19"/>
     <w:qFormat/>
     <w:rsid w:val="00AB39A2"/>
@@ -4027,9 +3950,9 @@
       <w:color w:val="A3BDB2" w:themeColor="text1" w:themeTint="A6"/>
     </w:rPr>
   </w:style>
-  <w:style w:type="character" w:styleId="nfasisintenso">
+  <w:style w:type="character" w:styleId="IntenseEmphasis">
     <w:name w:val="Intense Emphasis"/>
-    <w:basedOn w:val="Fuentedeprrafopredeter"/>
+    <w:basedOn w:val="DefaultParagraphFont"/>
     <w:uiPriority w:val="21"/>
     <w:qFormat/>
     <w:rsid w:val="00AB39A2"/>
@@ -4040,9 +3963,9 @@
       <w:iCs/>
     </w:rPr>
   </w:style>
-  <w:style w:type="character" w:styleId="Referenciasutil">
+  <w:style w:type="character" w:styleId="SubtleReference">
     <w:name w:val="Subtle Reference"/>
-    <w:basedOn w:val="Fuentedeprrafopredeter"/>
+    <w:basedOn w:val="DefaultParagraphFont"/>
     <w:uiPriority w:val="31"/>
     <w:qFormat/>
     <w:rsid w:val="00AB39A2"/>
@@ -4053,9 +3976,9 @@
       <w:bdr w:val="none" w:sz="0" w:space="0" w:color="auto"/>
     </w:rPr>
   </w:style>
-  <w:style w:type="character" w:styleId="Referenciaintensa">
+  <w:style w:type="character" w:styleId="IntenseReference">
     <w:name w:val="Intense Reference"/>
-    <w:basedOn w:val="Fuentedeprrafopredeter"/>
+    <w:basedOn w:val="DefaultParagraphFont"/>
     <w:uiPriority w:val="32"/>
     <w:qFormat/>
     <w:rsid w:val="00AB39A2"/>
@@ -4067,9 +3990,9 @@
       <w:u w:val="single"/>
     </w:rPr>
   </w:style>
-  <w:style w:type="character" w:styleId="Ttulodellibro">
+  <w:style w:type="character" w:styleId="BookTitle">
     <w:name w:val="Book Title"/>
-    <w:basedOn w:val="Fuentedeprrafopredeter"/>
+    <w:basedOn w:val="DefaultParagraphFont"/>
     <w:uiPriority w:val="33"/>
     <w:qFormat/>
     <w:rsid w:val="00AB39A2"/>
@@ -4080,9 +4003,9 @@
       <w:spacing w:val="10"/>
     </w:rPr>
   </w:style>
-  <w:style w:type="paragraph" w:styleId="TtuloTDC">
+  <w:style w:type="paragraph" w:styleId="TOCHeading">
     <w:name w:val="TOC Heading"/>
-    <w:basedOn w:val="Ttulo1"/>
+    <w:basedOn w:val="Heading1"/>
     <w:next w:val="Normal"/>
     <w:uiPriority w:val="39"/>
     <w:unhideWhenUsed/>
@@ -4092,10 +4015,10 @@
       <w:outlineLvl w:val="9"/>
     </w:pPr>
   </w:style>
-  <w:style w:type="paragraph" w:styleId="Encabezado">
+  <w:style w:type="paragraph" w:styleId="Header">
     <w:name w:val="header"/>
     <w:basedOn w:val="Normal"/>
-    <w:link w:val="EncabezadoCar"/>
+    <w:link w:val="HeaderChar"/>
     <w:uiPriority w:val="99"/>
     <w:unhideWhenUsed/>
     <w:rsid w:val="00171F5E"/>
@@ -4107,17 +4030,17 @@
       <w:spacing w:after="0" w:line="240" w:lineRule="auto"/>
     </w:pPr>
   </w:style>
-  <w:style w:type="character" w:customStyle="1" w:styleId="EncabezadoCar">
-    <w:name w:val="Encabezado Car"/>
-    <w:basedOn w:val="Fuentedeprrafopredeter"/>
-    <w:link w:val="Encabezado"/>
+  <w:style w:type="character" w:customStyle="1" w:styleId="HeaderChar">
+    <w:name w:val="Header Char"/>
+    <w:basedOn w:val="DefaultParagraphFont"/>
+    <w:link w:val="Header"/>
     <w:uiPriority w:val="99"/>
     <w:rsid w:val="00171F5E"/>
   </w:style>
-  <w:style w:type="paragraph" w:styleId="Piedepgina">
+  <w:style w:type="paragraph" w:styleId="Footer">
     <w:name w:val="footer"/>
     <w:basedOn w:val="Normal"/>
-    <w:link w:val="PiedepginaCar"/>
+    <w:link w:val="FooterChar"/>
     <w:uiPriority w:val="99"/>
     <w:unhideWhenUsed/>
     <w:rsid w:val="00171F5E"/>
@@ -4129,14 +4052,14 @@
       <w:spacing w:after="0" w:line="240" w:lineRule="auto"/>
     </w:pPr>
   </w:style>
-  <w:style w:type="character" w:customStyle="1" w:styleId="PiedepginaCar">
-    <w:name w:val="Pie de página Car"/>
-    <w:basedOn w:val="Fuentedeprrafopredeter"/>
-    <w:link w:val="Piedepgina"/>
+  <w:style w:type="character" w:customStyle="1" w:styleId="FooterChar">
+    <w:name w:val="Footer Char"/>
+    <w:basedOn w:val="DefaultParagraphFont"/>
+    <w:link w:val="Footer"/>
     <w:uiPriority w:val="99"/>
     <w:rsid w:val="00171F5E"/>
   </w:style>
-  <w:style w:type="paragraph" w:styleId="TDC1">
+  <w:style w:type="paragraph" w:styleId="TOC1">
     <w:name w:val="toc 1"/>
     <w:basedOn w:val="Normal"/>
     <w:next w:val="Normal"/>
@@ -4148,7 +4071,7 @@
       <w:spacing w:after="100"/>
     </w:pPr>
   </w:style>
-  <w:style w:type="paragraph" w:styleId="TDC2">
+  <w:style w:type="paragraph" w:styleId="TOC2">
     <w:name w:val="toc 2"/>
     <w:basedOn w:val="Normal"/>
     <w:next w:val="Normal"/>
@@ -4165,7 +4088,7 @@
       <w:ind w:left="220"/>
     </w:pPr>
   </w:style>
-  <w:style w:type="paragraph" w:styleId="TDC3">
+  <w:style w:type="paragraph" w:styleId="TOC3">
     <w:name w:val="toc 3"/>
     <w:basedOn w:val="Normal"/>
     <w:next w:val="Normal"/>
@@ -4179,10 +4102,10 @@
       <w:ind w:left="440"/>
     </w:pPr>
   </w:style>
-  <w:style w:type="paragraph" w:styleId="Textonotapie">
+  <w:style w:type="paragraph" w:styleId="FootnoteText">
     <w:name w:val="footnote text"/>
     <w:basedOn w:val="Normal"/>
-    <w:link w:val="TextonotapieCar"/>
+    <w:link w:val="FootnoteTextChar"/>
     <w:uiPriority w:val="99"/>
     <w:semiHidden/>
     <w:unhideWhenUsed/>
@@ -4195,10 +4118,10 @@
       <w:szCs w:val="20"/>
     </w:rPr>
   </w:style>
-  <w:style w:type="character" w:customStyle="1" w:styleId="TextonotapieCar">
-    <w:name w:val="Texto nota pie Car"/>
-    <w:basedOn w:val="Fuentedeprrafopredeter"/>
-    <w:link w:val="Textonotapie"/>
+  <w:style w:type="character" w:customStyle="1" w:styleId="FootnoteTextChar">
+    <w:name w:val="Footnote Text Char"/>
+    <w:basedOn w:val="DefaultParagraphFont"/>
+    <w:link w:val="FootnoteText"/>
     <w:uiPriority w:val="99"/>
     <w:semiHidden/>
     <w:rsid w:val="00C81877"/>
@@ -4207,10 +4130,10 @@
       <w:szCs w:val="20"/>
     </w:rPr>
   </w:style>
-  <w:style w:type="paragraph" w:styleId="Textocomentario">
+  <w:style w:type="paragraph" w:styleId="CommentText">
     <w:name w:val="annotation text"/>
     <w:basedOn w:val="Normal"/>
-    <w:link w:val="TextocomentarioCar"/>
+    <w:link w:val="CommentTextChar"/>
     <w:uiPriority w:val="99"/>
     <w:semiHidden/>
     <w:unhideWhenUsed/>
@@ -4227,10 +4150,10 @@
       <w:lang w:val="en-US"/>
     </w:rPr>
   </w:style>
-  <w:style w:type="character" w:customStyle="1" w:styleId="TextocomentarioCar">
-    <w:name w:val="Texto comentario Car"/>
-    <w:basedOn w:val="Fuentedeprrafopredeter"/>
-    <w:link w:val="Textocomentario"/>
+  <w:style w:type="character" w:customStyle="1" w:styleId="CommentTextChar">
+    <w:name w:val="Comment Text Char"/>
+    <w:basedOn w:val="DefaultParagraphFont"/>
+    <w:link w:val="CommentText"/>
     <w:uiPriority w:val="99"/>
     <w:semiHidden/>
     <w:rsid w:val="00C81877"/>
@@ -4241,7 +4164,7 @@
       <w:lang w:val="en-US"/>
     </w:rPr>
   </w:style>
-  <w:style w:type="character" w:styleId="Refdenotaalpie">
+  <w:style w:type="character" w:styleId="FootnoteReference">
     <w:name w:val="footnote reference"/>
     <w:uiPriority w:val="99"/>
     <w:semiHidden/>
@@ -4251,9 +4174,9 @@
       <w:vertAlign w:val="superscript"/>
     </w:rPr>
   </w:style>
-  <w:style w:type="character" w:styleId="Refdecomentario">
+  <w:style w:type="character" w:styleId="CommentReference">
     <w:name w:val="annotation reference"/>
-    <w:basedOn w:val="Fuentedeprrafopredeter"/>
+    <w:basedOn w:val="DefaultParagraphFont"/>
     <w:uiPriority w:val="99"/>
     <w:semiHidden/>
     <w:unhideWhenUsed/>
@@ -4263,9 +4186,9 @@
       <w:szCs w:val="16"/>
     </w:rPr>
   </w:style>
-  <w:style w:type="character" w:styleId="Hipervnculo">
+  <w:style w:type="character" w:styleId="Hyperlink">
     <w:name w:val="Hyperlink"/>
-    <w:basedOn w:val="Fuentedeprrafopredeter"/>
+    <w:basedOn w:val="DefaultParagraphFont"/>
     <w:uiPriority w:val="99"/>
     <w:unhideWhenUsed/>
     <w:rsid w:val="00C81877"/>
@@ -4274,9 +4197,9 @@
       <w:u w:val="single"/>
     </w:rPr>
   </w:style>
-  <w:style w:type="character" w:styleId="Mencinsinresolver">
+  <w:style w:type="character" w:styleId="UnresolvedMention">
     <w:name w:val="Unresolved Mention"/>
-    <w:basedOn w:val="Fuentedeprrafopredeter"/>
+    <w:basedOn w:val="DefaultParagraphFont"/>
     <w:uiPriority w:val="99"/>
     <w:semiHidden/>
     <w:unhideWhenUsed/>
@@ -4286,9 +4209,9 @@
       <w:shd w:val="clear" w:color="auto" w:fill="E1DFDD"/>
     </w:rPr>
   </w:style>
-  <w:style w:type="table" w:styleId="Tablaconcuadrcula">
+  <w:style w:type="table" w:styleId="TableGrid">
     <w:name w:val="Table Grid"/>
-    <w:basedOn w:val="Tablanormal"/>
+    <w:basedOn w:val="TableNormal"/>
     <w:uiPriority w:val="39"/>
     <w:rsid w:val="00292DEB"/>
     <w:pPr>
@@ -4312,7 +4235,7 @@
       </w:tblBorders>
     </w:tblPr>
   </w:style>
-  <w:style w:type="paragraph" w:styleId="Tabladeilustraciones">
+  <w:style w:type="paragraph" w:styleId="TableofFigures">
     <w:name w:val="table of figures"/>
     <w:basedOn w:val="Normal"/>
     <w:next w:val="Normal"/>
@@ -4330,10 +4253,10 @@
       <w:lang w:val="en-US"/>
     </w:rPr>
   </w:style>
-  <w:style w:type="character" w:customStyle="1" w:styleId="DescripcinCar">
-    <w:name w:val="Descripción Car"/>
-    <w:basedOn w:val="Fuentedeprrafopredeter"/>
-    <w:link w:val="Descripcin"/>
+  <w:style w:type="character" w:customStyle="1" w:styleId="CaptionChar">
+    <w:name w:val="Caption Char"/>
+    <w:basedOn w:val="DefaultParagraphFont"/>
+    <w:link w:val="Caption"/>
     <w:locked/>
     <w:rsid w:val="00CE62B2"/>
     <w:rPr>
@@ -4343,11 +4266,11 @@
       <w:color w:val="739A8A" w:themeColor="text2"/>
     </w:rPr>
   </w:style>
-  <w:style w:type="paragraph" w:styleId="Subttulo">
+  <w:style w:type="paragraph" w:styleId="Subtitle">
     <w:name w:val="Subtitle"/>
     <w:basedOn w:val="Normal"/>
     <w:next w:val="Normal"/>
-    <w:link w:val="SubttuloCar"/>
+    <w:link w:val="SubtitleChar"/>
     <w:uiPriority w:val="11"/>
     <w:qFormat/>
     <w:pPr>
@@ -4362,7 +4285,7 @@
     </w:rPr>
   </w:style>
   <w:style w:type="table" w:customStyle="1" w:styleId="a">
-    <w:basedOn w:val="Tablanormal"/>
+    <w:basedOn w:val="TableNormal"/>
     <w:pPr>
       <w:spacing w:after="0" w:line="240" w:lineRule="auto"/>
     </w:pPr>
@@ -4378,7 +4301,7 @@
     </w:tblPr>
   </w:style>
   <w:style w:type="table" w:customStyle="1" w:styleId="a0">
-    <w:basedOn w:val="Tablanormal"/>
+    <w:basedOn w:val="TableNormal"/>
     <w:pPr>
       <w:spacing w:after="0" w:line="240" w:lineRule="auto"/>
     </w:pPr>
@@ -4394,7 +4317,7 @@
     </w:tblPr>
   </w:style>
   <w:style w:type="table" w:customStyle="1" w:styleId="a1">
-    <w:basedOn w:val="Tablanormal"/>
+    <w:basedOn w:val="TableNormal"/>
     <w:pPr>
       <w:spacing w:after="0" w:line="240" w:lineRule="auto"/>
     </w:pPr>
@@ -4614,28 +4537,28 @@
 </file>
 
 <file path=customXml/item1.xml><?xml version="1.0" encoding="utf-8"?>
+<b:Sources xmlns:b="http://schemas.openxmlformats.org/officeDocument/2006/bibliography" xmlns="http://schemas.openxmlformats.org/officeDocument/2006/bibliography" SelectedStyle="\APASixthEditionOfficeOnline.xsl" StyleName="APA" Version="6"/>
+</file>
+
+<file path=customXml/item2.xml><?xml version="1.0" encoding="utf-8"?>
 <go:gDocsCustomXmlDataStorage xmlns:go="http://customooxmlschemas.google.com/" xmlns:r="http://schemas.openxmlformats.org/officeDocument/2006/relationships" uri="GoogleDocsCustomDataVersion2">
   <go:docsCustomData xmlns:go="http://customooxmlschemas.google.com/" roundtripDataSignature="AMtx7mjfZHdsiCvpFOesiH+c3zMFCQ6GYw==">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</go:docsCustomData>
 </go:gDocsCustomXmlDataStorage>
 </file>
 
-<file path=customXml/item2.xml><?xml version="1.0" encoding="utf-8"?>
-<b:Sources xmlns:b="http://schemas.openxmlformats.org/officeDocument/2006/bibliography" xmlns="http://schemas.openxmlformats.org/officeDocument/2006/bibliography" SelectedStyle="\APASixthEditionOfficeOnline.xsl" StyleName="APA" Version="6"/>
+<file path=customXml/itemProps1.xml><?xml version="1.0" encoding="utf-8"?>
+<ds:datastoreItem xmlns:ds="http://schemas.openxmlformats.org/officeDocument/2006/customXml" ds:itemID="{F2C6ED9E-18BB-4E8C-9B45-9DE9ABC600F0}">
+  <ds:schemaRefs>
+    <ds:schemaRef ds:uri="http://schemas.openxmlformats.org/officeDocument/2006/bibliography"/>
+  </ds:schemaRefs>
+</ds:datastoreItem>
 </file>
 
-<file path=customXml/itemProps1.xml><?xml version="1.0" encoding="utf-8"?>
+<file path=customXml/itemProps2.xml><?xml version="1.0" encoding="utf-8"?>
 <ds:datastoreItem xmlns:ds="http://schemas.openxmlformats.org/officeDocument/2006/customXml" ds:itemID="{11111111-1234-1234-1234-123412341234}">
   <ds:schemaRefs>
     <ds:schemaRef ds:uri="http://customooxmlschemas.google.com/"/>
     <ds:schemaRef ds:uri="http://schemas.openxmlformats.org/officeDocument/2006/relationships"/>
   </ds:schemaRefs>
 </ds:datastoreItem>
-</file>
-
-<file path=customXml/itemProps2.xml><?xml version="1.0" encoding="utf-8"?>
-<ds:datastoreItem xmlns:ds="http://schemas.openxmlformats.org/officeDocument/2006/customXml" ds:itemID="{F2C6ED9E-18BB-4E8C-9B45-9DE9ABC600F0}">
-  <ds:schemaRefs>
-    <ds:schemaRef ds:uri="http://schemas.openxmlformats.org/officeDocument/2006/bibliography"/>
-  </ds:schemaRefs>
-</ds:datastoreItem>
 </file>